--- a/word/04-chinh-sach-quy-trinh/quy-che-bao-dam-anm.docx
+++ b/word/04-chinh-sach-quy-trinh/quy-che-bao-dam-anm.docx
@@ -7927,14 +7927,14 @@
         <w:tblLayout w:type="autofit"/>
       </w:tblPr>
       <w:tblGrid>
-        <w:gridCol w:w="1506"/>
-        <w:gridCol w:w="1249"/>
-        <w:gridCol w:w="853"/>
-        <w:gridCol w:w="655"/>
-        <w:gridCol w:w="1249"/>
-        <w:gridCol w:w="655"/>
-        <w:gridCol w:w="1402"/>
-        <w:gridCol w:w="1456"/>
+        <w:gridCol w:w="1305"/>
+        <w:gridCol w:w="1668"/>
+        <w:gridCol w:w="942"/>
+        <w:gridCol w:w="713"/>
+        <w:gridCol w:w="1346"/>
+        <w:gridCol w:w="733"/>
+        <w:gridCol w:w="1107"/>
+        <w:gridCol w:w="1211"/>
       </w:tblGrid>
       <w:tr>
         <w:trPr>
@@ -7943,7 +7943,7 @@
         </w:trPr>
         <w:tc>
           <w:tcPr>
-            <w:tcW w:type="dxa" w:w="1506"/>
+            <w:tcW w:type="dxa" w:w="1305"/>
             <w:tcBorders>
               <w:top w:val="single" w:color="000000" w:sz="4"/>
               <w:left w:val="single" w:color="000000" w:sz="4"/>
@@ -7980,7 +7980,7 @@
         </w:tc>
         <w:tc>
           <w:tcPr>
-            <w:tcW w:type="dxa" w:w="1249"/>
+            <w:tcW w:type="dxa" w:w="1668"/>
             <w:tcBorders>
               <w:top w:val="single" w:color="000000" w:sz="4"/>
               <w:left w:val="single" w:color="000000" w:sz="4"/>
@@ -8017,7 +8017,7 @@
         </w:tc>
         <w:tc>
           <w:tcPr>
-            <w:tcW w:type="dxa" w:w="853"/>
+            <w:tcW w:type="dxa" w:w="942"/>
             <w:tcBorders>
               <w:top w:val="single" w:color="000000" w:sz="4"/>
               <w:left w:val="single" w:color="000000" w:sz="4"/>
@@ -8054,7 +8054,7 @@
         </w:tc>
         <w:tc>
           <w:tcPr>
-            <w:tcW w:type="dxa" w:w="655"/>
+            <w:tcW w:type="dxa" w:w="713"/>
             <w:tcBorders>
               <w:top w:val="single" w:color="000000" w:sz="4"/>
               <w:left w:val="single" w:color="000000" w:sz="4"/>
@@ -8091,7 +8091,7 @@
         </w:tc>
         <w:tc>
           <w:tcPr>
-            <w:tcW w:type="dxa" w:w="1249"/>
+            <w:tcW w:type="dxa" w:w="1346"/>
             <w:tcBorders>
               <w:top w:val="single" w:color="000000" w:sz="4"/>
               <w:left w:val="single" w:color="000000" w:sz="4"/>
@@ -8128,7 +8128,7 @@
         </w:tc>
         <w:tc>
           <w:tcPr>
-            <w:tcW w:type="dxa" w:w="655"/>
+            <w:tcW w:type="dxa" w:w="733"/>
             <w:tcBorders>
               <w:top w:val="single" w:color="000000" w:sz="4"/>
               <w:left w:val="single" w:color="000000" w:sz="4"/>
@@ -8165,7 +8165,7 @@
         </w:tc>
         <w:tc>
           <w:tcPr>
-            <w:tcW w:type="dxa" w:w="1402"/>
+            <w:tcW w:type="dxa" w:w="1107"/>
             <w:tcBorders>
               <w:top w:val="single" w:color="000000" w:sz="4"/>
               <w:left w:val="single" w:color="000000" w:sz="4"/>
@@ -8202,7 +8202,7 @@
         </w:tc>
         <w:tc>
           <w:tcPr>
-            <w:tcW w:type="dxa" w:w="1456"/>
+            <w:tcW w:type="dxa" w:w="1211"/>
             <w:tcBorders>
               <w:top w:val="single" w:color="000000" w:sz="4"/>
               <w:left w:val="single" w:color="000000" w:sz="4"/>
@@ -8245,7 +8245,7 @@
         </w:trPr>
         <w:tc>
           <w:tcPr>
-            <w:tcW w:type="dxa" w:w="1506"/>
+            <w:tcW w:type="dxa" w:w="1305"/>
             <w:tcBorders>
               <w:top w:val="single" w:color="000000" w:sz="4"/>
               <w:left w:val="single" w:color="000000" w:sz="4"/>
@@ -8281,7 +8281,7 @@
         </w:tc>
         <w:tc>
           <w:tcPr>
-            <w:tcW w:type="dxa" w:w="1249"/>
+            <w:tcW w:type="dxa" w:w="1668"/>
             <w:tcBorders>
               <w:top w:val="single" w:color="000000" w:sz="4"/>
               <w:left w:val="single" w:color="000000" w:sz="4"/>
@@ -8318,7 +8318,7 @@
         </w:tc>
         <w:tc>
           <w:tcPr>
-            <w:tcW w:type="dxa" w:w="853"/>
+            <w:tcW w:type="dxa" w:w="942"/>
             <w:tcBorders>
               <w:top w:val="single" w:color="000000" w:sz="4"/>
               <w:left w:val="single" w:color="000000" w:sz="4"/>
@@ -8354,7 +8354,7 @@
         </w:tc>
         <w:tc>
           <w:tcPr>
-            <w:tcW w:type="dxa" w:w="655"/>
+            <w:tcW w:type="dxa" w:w="713"/>
             <w:tcBorders>
               <w:top w:val="single" w:color="000000" w:sz="4"/>
               <w:left w:val="single" w:color="000000" w:sz="4"/>
@@ -8390,7 +8390,7 @@
         </w:tc>
         <w:tc>
           <w:tcPr>
-            <w:tcW w:type="dxa" w:w="1249"/>
+            <w:tcW w:type="dxa" w:w="1346"/>
             <w:tcBorders>
               <w:top w:val="single" w:color="000000" w:sz="4"/>
               <w:left w:val="single" w:color="000000" w:sz="4"/>
@@ -8426,7 +8426,7 @@
         </w:tc>
         <w:tc>
           <w:tcPr>
-            <w:tcW w:type="dxa" w:w="655"/>
+            <w:tcW w:type="dxa" w:w="733"/>
             <w:tcBorders>
               <w:top w:val="single" w:color="000000" w:sz="4"/>
               <w:left w:val="single" w:color="000000" w:sz="4"/>
@@ -8462,7 +8462,7 @@
         </w:tc>
         <w:tc>
           <w:tcPr>
-            <w:tcW w:type="dxa" w:w="1402"/>
+            <w:tcW w:type="dxa" w:w="1107"/>
             <w:tcBorders>
               <w:top w:val="single" w:color="000000" w:sz="4"/>
               <w:left w:val="single" w:color="000000" w:sz="4"/>
@@ -8498,7 +8498,7 @@
         </w:tc>
         <w:tc>
           <w:tcPr>
-            <w:tcW w:type="dxa" w:w="1456"/>
+            <w:tcW w:type="dxa" w:w="1211"/>
             <w:tcBorders>
               <w:top w:val="single" w:color="000000" w:sz="4"/>
               <w:left w:val="single" w:color="000000" w:sz="4"/>
@@ -8540,7 +8540,7 @@
         </w:trPr>
         <w:tc>
           <w:tcPr>
-            <w:tcW w:type="dxa" w:w="1506"/>
+            <w:tcW w:type="dxa" w:w="1305"/>
             <w:tcBorders>
               <w:top w:val="single" w:color="000000" w:sz="4"/>
               <w:left w:val="single" w:color="000000" w:sz="4"/>
@@ -8576,7 +8576,7 @@
         </w:tc>
         <w:tc>
           <w:tcPr>
-            <w:tcW w:type="dxa" w:w="1249"/>
+            <w:tcW w:type="dxa" w:w="1668"/>
             <w:tcBorders>
               <w:top w:val="single" w:color="000000" w:sz="4"/>
               <w:left w:val="single" w:color="000000" w:sz="4"/>
@@ -8613,7 +8613,7 @@
         </w:tc>
         <w:tc>
           <w:tcPr>
-            <w:tcW w:type="dxa" w:w="853"/>
+            <w:tcW w:type="dxa" w:w="942"/>
             <w:tcBorders>
               <w:top w:val="single" w:color="000000" w:sz="4"/>
               <w:left w:val="single" w:color="000000" w:sz="4"/>
@@ -8649,7 +8649,7 @@
         </w:tc>
         <w:tc>
           <w:tcPr>
-            <w:tcW w:type="dxa" w:w="655"/>
+            <w:tcW w:type="dxa" w:w="713"/>
             <w:tcBorders>
               <w:top w:val="single" w:color="000000" w:sz="4"/>
               <w:left w:val="single" w:color="000000" w:sz="4"/>
@@ -8685,7 +8685,7 @@
         </w:tc>
         <w:tc>
           <w:tcPr>
-            <w:tcW w:type="dxa" w:w="1249"/>
+            <w:tcW w:type="dxa" w:w="1346"/>
             <w:tcBorders>
               <w:top w:val="single" w:color="000000" w:sz="4"/>
               <w:left w:val="single" w:color="000000" w:sz="4"/>
@@ -8721,7 +8721,7 @@
         </w:tc>
         <w:tc>
           <w:tcPr>
-            <w:tcW w:type="dxa" w:w="655"/>
+            <w:tcW w:type="dxa" w:w="733"/>
             <w:tcBorders>
               <w:top w:val="single" w:color="000000" w:sz="4"/>
               <w:left w:val="single" w:color="000000" w:sz="4"/>
@@ -8757,7 +8757,7 @@
         </w:tc>
         <w:tc>
           <w:tcPr>
-            <w:tcW w:type="dxa" w:w="1402"/>
+            <w:tcW w:type="dxa" w:w="1107"/>
             <w:tcBorders>
               <w:top w:val="single" w:color="000000" w:sz="4"/>
               <w:left w:val="single" w:color="000000" w:sz="4"/>
@@ -8793,7 +8793,7 @@
         </w:tc>
         <w:tc>
           <w:tcPr>
-            <w:tcW w:type="dxa" w:w="1456"/>
+            <w:tcW w:type="dxa" w:w="1211"/>
             <w:tcBorders>
               <w:top w:val="single" w:color="000000" w:sz="4"/>
               <w:left w:val="single" w:color="000000" w:sz="4"/>
@@ -8835,7 +8835,7 @@
         </w:trPr>
         <w:tc>
           <w:tcPr>
-            <w:tcW w:type="dxa" w:w="1506"/>
+            <w:tcW w:type="dxa" w:w="1305"/>
             <w:tcBorders>
               <w:top w:val="single" w:color="000000" w:sz="4"/>
               <w:left w:val="single" w:color="000000" w:sz="4"/>
@@ -8871,7 +8871,7 @@
         </w:tc>
         <w:tc>
           <w:tcPr>
-            <w:tcW w:type="dxa" w:w="1249"/>
+            <w:tcW w:type="dxa" w:w="1668"/>
             <w:tcBorders>
               <w:top w:val="single" w:color="000000" w:sz="4"/>
               <w:left w:val="single" w:color="000000" w:sz="4"/>
@@ -8907,7 +8907,7 @@
         </w:tc>
         <w:tc>
           <w:tcPr>
-            <w:tcW w:type="dxa" w:w="853"/>
+            <w:tcW w:type="dxa" w:w="942"/>
             <w:tcBorders>
               <w:top w:val="single" w:color="000000" w:sz="4"/>
               <w:left w:val="single" w:color="000000" w:sz="4"/>
@@ -8943,7 +8943,7 @@
         </w:tc>
         <w:tc>
           <w:tcPr>
-            <w:tcW w:type="dxa" w:w="655"/>
+            <w:tcW w:type="dxa" w:w="713"/>
             <w:tcBorders>
               <w:top w:val="single" w:color="000000" w:sz="4"/>
               <w:left w:val="single" w:color="000000" w:sz="4"/>
@@ -8979,7 +8979,7 @@
         </w:tc>
         <w:tc>
           <w:tcPr>
-            <w:tcW w:type="dxa" w:w="1249"/>
+            <w:tcW w:type="dxa" w:w="1346"/>
             <w:tcBorders>
               <w:top w:val="single" w:color="000000" w:sz="4"/>
               <w:left w:val="single" w:color="000000" w:sz="4"/>
@@ -9015,7 +9015,7 @@
         </w:tc>
         <w:tc>
           <w:tcPr>
-            <w:tcW w:type="dxa" w:w="655"/>
+            <w:tcW w:type="dxa" w:w="733"/>
             <w:tcBorders>
               <w:top w:val="single" w:color="000000" w:sz="4"/>
               <w:left w:val="single" w:color="000000" w:sz="4"/>
@@ -9051,7 +9051,7 @@
         </w:tc>
         <w:tc>
           <w:tcPr>
-            <w:tcW w:type="dxa" w:w="1402"/>
+            <w:tcW w:type="dxa" w:w="1107"/>
             <w:tcBorders>
               <w:top w:val="single" w:color="000000" w:sz="4"/>
               <w:left w:val="single" w:color="000000" w:sz="4"/>
@@ -9087,7 +9087,7 @@
         </w:tc>
         <w:tc>
           <w:tcPr>
-            <w:tcW w:type="dxa" w:w="1456"/>
+            <w:tcW w:type="dxa" w:w="1211"/>
             <w:tcBorders>
               <w:top w:val="single" w:color="000000" w:sz="4"/>
               <w:left w:val="single" w:color="000000" w:sz="4"/>
@@ -9129,7 +9129,7 @@
         </w:trPr>
         <w:tc>
           <w:tcPr>
-            <w:tcW w:type="dxa" w:w="1506"/>
+            <w:tcW w:type="dxa" w:w="1305"/>
             <w:tcBorders>
               <w:top w:val="single" w:color="000000" w:sz="4"/>
               <w:left w:val="single" w:color="000000" w:sz="4"/>
@@ -9165,7 +9165,7 @@
         </w:tc>
         <w:tc>
           <w:tcPr>
-            <w:tcW w:type="dxa" w:w="1249"/>
+            <w:tcW w:type="dxa" w:w="1668"/>
             <w:tcBorders>
               <w:top w:val="single" w:color="000000" w:sz="4"/>
               <w:left w:val="single" w:color="000000" w:sz="4"/>
@@ -9202,7 +9202,7 @@
         </w:tc>
         <w:tc>
           <w:tcPr>
-            <w:tcW w:type="dxa" w:w="853"/>
+            <w:tcW w:type="dxa" w:w="942"/>
             <w:tcBorders>
               <w:top w:val="single" w:color="000000" w:sz="4"/>
               <w:left w:val="single" w:color="000000" w:sz="4"/>
@@ -9238,7 +9238,7 @@
         </w:tc>
         <w:tc>
           <w:tcPr>
-            <w:tcW w:type="dxa" w:w="655"/>
+            <w:tcW w:type="dxa" w:w="713"/>
             <w:tcBorders>
               <w:top w:val="single" w:color="000000" w:sz="4"/>
               <w:left w:val="single" w:color="000000" w:sz="4"/>
@@ -9274,7 +9274,7 @@
         </w:tc>
         <w:tc>
           <w:tcPr>
-            <w:tcW w:type="dxa" w:w="1249"/>
+            <w:tcW w:type="dxa" w:w="1346"/>
             <w:tcBorders>
               <w:top w:val="single" w:color="000000" w:sz="4"/>
               <w:left w:val="single" w:color="000000" w:sz="4"/>
@@ -9310,7 +9310,7 @@
         </w:tc>
         <w:tc>
           <w:tcPr>
-            <w:tcW w:type="dxa" w:w="655"/>
+            <w:tcW w:type="dxa" w:w="733"/>
             <w:tcBorders>
               <w:top w:val="single" w:color="000000" w:sz="4"/>
               <w:left w:val="single" w:color="000000" w:sz="4"/>
@@ -9346,7 +9346,7 @@
         </w:tc>
         <w:tc>
           <w:tcPr>
-            <w:tcW w:type="dxa" w:w="1402"/>
+            <w:tcW w:type="dxa" w:w="1107"/>
             <w:tcBorders>
               <w:top w:val="single" w:color="000000" w:sz="4"/>
               <w:left w:val="single" w:color="000000" w:sz="4"/>
@@ -9382,7 +9382,7 @@
         </w:tc>
         <w:tc>
           <w:tcPr>
-            <w:tcW w:type="dxa" w:w="1456"/>
+            <w:tcW w:type="dxa" w:w="1211"/>
             <w:tcBorders>
               <w:top w:val="single" w:color="000000" w:sz="4"/>
               <w:left w:val="single" w:color="000000" w:sz="4"/>
@@ -9424,7 +9424,7 @@
         </w:trPr>
         <w:tc>
           <w:tcPr>
-            <w:tcW w:type="dxa" w:w="1506"/>
+            <w:tcW w:type="dxa" w:w="1305"/>
             <w:tcBorders>
               <w:top w:val="single" w:color="000000" w:sz="4"/>
               <w:left w:val="single" w:color="000000" w:sz="4"/>
@@ -9460,7 +9460,7 @@
         </w:tc>
         <w:tc>
           <w:tcPr>
-            <w:tcW w:type="dxa" w:w="1249"/>
+            <w:tcW w:type="dxa" w:w="1668"/>
             <w:tcBorders>
               <w:top w:val="single" w:color="000000" w:sz="4"/>
               <w:left w:val="single" w:color="000000" w:sz="4"/>
@@ -9497,7 +9497,7 @@
         </w:tc>
         <w:tc>
           <w:tcPr>
-            <w:tcW w:type="dxa" w:w="853"/>
+            <w:tcW w:type="dxa" w:w="942"/>
             <w:tcBorders>
               <w:top w:val="single" w:color="000000" w:sz="4"/>
               <w:left w:val="single" w:color="000000" w:sz="4"/>
@@ -9533,7 +9533,7 @@
         </w:tc>
         <w:tc>
           <w:tcPr>
-            <w:tcW w:type="dxa" w:w="655"/>
+            <w:tcW w:type="dxa" w:w="713"/>
             <w:tcBorders>
               <w:top w:val="single" w:color="000000" w:sz="4"/>
               <w:left w:val="single" w:color="000000" w:sz="4"/>
@@ -9569,7 +9569,7 @@
         </w:tc>
         <w:tc>
           <w:tcPr>
-            <w:tcW w:type="dxa" w:w="1249"/>
+            <w:tcW w:type="dxa" w:w="1346"/>
             <w:tcBorders>
               <w:top w:val="single" w:color="000000" w:sz="4"/>
               <w:left w:val="single" w:color="000000" w:sz="4"/>
@@ -9605,7 +9605,7 @@
         </w:tc>
         <w:tc>
           <w:tcPr>
-            <w:tcW w:type="dxa" w:w="655"/>
+            <w:tcW w:type="dxa" w:w="733"/>
             <w:tcBorders>
               <w:top w:val="single" w:color="000000" w:sz="4"/>
               <w:left w:val="single" w:color="000000" w:sz="4"/>
@@ -9641,7 +9641,7 @@
         </w:tc>
         <w:tc>
           <w:tcPr>
-            <w:tcW w:type="dxa" w:w="1402"/>
+            <w:tcW w:type="dxa" w:w="1107"/>
             <w:tcBorders>
               <w:top w:val="single" w:color="000000" w:sz="4"/>
               <w:left w:val="single" w:color="000000" w:sz="4"/>
@@ -9677,7 +9677,7 @@
         </w:tc>
         <w:tc>
           <w:tcPr>
-            <w:tcW w:type="dxa" w:w="1456"/>
+            <w:tcW w:type="dxa" w:w="1211"/>
             <w:tcBorders>
               <w:top w:val="single" w:color="000000" w:sz="4"/>
               <w:left w:val="single" w:color="000000" w:sz="4"/>
@@ -9719,7 +9719,7 @@
         </w:trPr>
         <w:tc>
           <w:tcPr>
-            <w:tcW w:type="dxa" w:w="1506"/>
+            <w:tcW w:type="dxa" w:w="1305"/>
             <w:tcBorders>
               <w:top w:val="single" w:color="000000" w:sz="4"/>
               <w:left w:val="single" w:color="000000" w:sz="4"/>
@@ -9755,7 +9755,7 @@
         </w:tc>
         <w:tc>
           <w:tcPr>
-            <w:tcW w:type="dxa" w:w="1249"/>
+            <w:tcW w:type="dxa" w:w="1668"/>
             <w:tcBorders>
               <w:top w:val="single" w:color="000000" w:sz="4"/>
               <w:left w:val="single" w:color="000000" w:sz="4"/>
@@ -9792,7 +9792,7 @@
         </w:tc>
         <w:tc>
           <w:tcPr>
-            <w:tcW w:type="dxa" w:w="853"/>
+            <w:tcW w:type="dxa" w:w="942"/>
             <w:tcBorders>
               <w:top w:val="single" w:color="000000" w:sz="4"/>
               <w:left w:val="single" w:color="000000" w:sz="4"/>
@@ -9828,7 +9828,7 @@
         </w:tc>
         <w:tc>
           <w:tcPr>
-            <w:tcW w:type="dxa" w:w="655"/>
+            <w:tcW w:type="dxa" w:w="713"/>
             <w:tcBorders>
               <w:top w:val="single" w:color="000000" w:sz="4"/>
               <w:left w:val="single" w:color="000000" w:sz="4"/>
@@ -9864,7 +9864,7 @@
         </w:tc>
         <w:tc>
           <w:tcPr>
-            <w:tcW w:type="dxa" w:w="1249"/>
+            <w:tcW w:type="dxa" w:w="1346"/>
             <w:tcBorders>
               <w:top w:val="single" w:color="000000" w:sz="4"/>
               <w:left w:val="single" w:color="000000" w:sz="4"/>
@@ -9900,7 +9900,7 @@
         </w:tc>
         <w:tc>
           <w:tcPr>
-            <w:tcW w:type="dxa" w:w="655"/>
+            <w:tcW w:type="dxa" w:w="733"/>
             <w:tcBorders>
               <w:top w:val="single" w:color="000000" w:sz="4"/>
               <w:left w:val="single" w:color="000000" w:sz="4"/>
@@ -9936,7 +9936,7 @@
         </w:tc>
         <w:tc>
           <w:tcPr>
-            <w:tcW w:type="dxa" w:w="1402"/>
+            <w:tcW w:type="dxa" w:w="1107"/>
             <w:tcBorders>
               <w:top w:val="single" w:color="000000" w:sz="4"/>
               <w:left w:val="single" w:color="000000" w:sz="4"/>
@@ -9972,7 +9972,7 @@
         </w:tc>
         <w:tc>
           <w:tcPr>
-            <w:tcW w:type="dxa" w:w="1456"/>
+            <w:tcW w:type="dxa" w:w="1211"/>
             <w:tcBorders>
               <w:top w:val="single" w:color="000000" w:sz="4"/>
               <w:left w:val="single" w:color="000000" w:sz="4"/>
@@ -10014,7 +10014,7 @@
         </w:trPr>
         <w:tc>
           <w:tcPr>
-            <w:tcW w:type="dxa" w:w="1506"/>
+            <w:tcW w:type="dxa" w:w="1305"/>
             <w:tcBorders>
               <w:top w:val="single" w:color="000000" w:sz="4"/>
               <w:left w:val="single" w:color="000000" w:sz="4"/>
@@ -10050,7 +10050,7 @@
         </w:tc>
         <w:tc>
           <w:tcPr>
-            <w:tcW w:type="dxa" w:w="1249"/>
+            <w:tcW w:type="dxa" w:w="1668"/>
             <w:tcBorders>
               <w:top w:val="single" w:color="000000" w:sz="4"/>
               <w:left w:val="single" w:color="000000" w:sz="4"/>
@@ -10087,7 +10087,7 @@
         </w:tc>
         <w:tc>
           <w:tcPr>
-            <w:tcW w:type="dxa" w:w="853"/>
+            <w:tcW w:type="dxa" w:w="942"/>
             <w:tcBorders>
               <w:top w:val="single" w:color="000000" w:sz="4"/>
               <w:left w:val="single" w:color="000000" w:sz="4"/>
@@ -10123,7 +10123,7 @@
         </w:tc>
         <w:tc>
           <w:tcPr>
-            <w:tcW w:type="dxa" w:w="655"/>
+            <w:tcW w:type="dxa" w:w="713"/>
             <w:tcBorders>
               <w:top w:val="single" w:color="000000" w:sz="4"/>
               <w:left w:val="single" w:color="000000" w:sz="4"/>
@@ -10159,7 +10159,7 @@
         </w:tc>
         <w:tc>
           <w:tcPr>
-            <w:tcW w:type="dxa" w:w="1249"/>
+            <w:tcW w:type="dxa" w:w="1346"/>
             <w:tcBorders>
               <w:top w:val="single" w:color="000000" w:sz="4"/>
               <w:left w:val="single" w:color="000000" w:sz="4"/>
@@ -10195,7 +10195,7 @@
         </w:tc>
         <w:tc>
           <w:tcPr>
-            <w:tcW w:type="dxa" w:w="655"/>
+            <w:tcW w:type="dxa" w:w="733"/>
             <w:tcBorders>
               <w:top w:val="single" w:color="000000" w:sz="4"/>
               <w:left w:val="single" w:color="000000" w:sz="4"/>
@@ -10231,7 +10231,7 @@
         </w:tc>
         <w:tc>
           <w:tcPr>
-            <w:tcW w:type="dxa" w:w="1402"/>
+            <w:tcW w:type="dxa" w:w="1107"/>
             <w:tcBorders>
               <w:top w:val="single" w:color="000000" w:sz="4"/>
               <w:left w:val="single" w:color="000000" w:sz="4"/>
@@ -10267,7 +10267,7 @@
         </w:tc>
         <w:tc>
           <w:tcPr>
-            <w:tcW w:type="dxa" w:w="1456"/>
+            <w:tcW w:type="dxa" w:w="1211"/>
             <w:tcBorders>
               <w:top w:val="single" w:color="000000" w:sz="4"/>
               <w:left w:val="single" w:color="000000" w:sz="4"/>
@@ -10309,7 +10309,7 @@
         </w:trPr>
         <w:tc>
           <w:tcPr>
-            <w:tcW w:type="dxa" w:w="1506"/>
+            <w:tcW w:type="dxa" w:w="1305"/>
             <w:tcBorders>
               <w:top w:val="single" w:color="000000" w:sz="4"/>
               <w:left w:val="single" w:color="000000" w:sz="4"/>
@@ -10345,7 +10345,7 @@
         </w:tc>
         <w:tc>
           <w:tcPr>
-            <w:tcW w:type="dxa" w:w="1249"/>
+            <w:tcW w:type="dxa" w:w="1668"/>
             <w:tcBorders>
               <w:top w:val="single" w:color="000000" w:sz="4"/>
               <w:left w:val="single" w:color="000000" w:sz="4"/>
@@ -10382,7 +10382,7 @@
         </w:tc>
         <w:tc>
           <w:tcPr>
-            <w:tcW w:type="dxa" w:w="853"/>
+            <w:tcW w:type="dxa" w:w="942"/>
             <w:tcBorders>
               <w:top w:val="single" w:color="000000" w:sz="4"/>
               <w:left w:val="single" w:color="000000" w:sz="4"/>
@@ -10418,7 +10418,7 @@
         </w:tc>
         <w:tc>
           <w:tcPr>
-            <w:tcW w:type="dxa" w:w="655"/>
+            <w:tcW w:type="dxa" w:w="713"/>
             <w:tcBorders>
               <w:top w:val="single" w:color="000000" w:sz="4"/>
               <w:left w:val="single" w:color="000000" w:sz="4"/>
@@ -10454,7 +10454,7 @@
         </w:tc>
         <w:tc>
           <w:tcPr>
-            <w:tcW w:type="dxa" w:w="1249"/>
+            <w:tcW w:type="dxa" w:w="1346"/>
             <w:tcBorders>
               <w:top w:val="single" w:color="000000" w:sz="4"/>
               <w:left w:val="single" w:color="000000" w:sz="4"/>
@@ -10490,7 +10490,7 @@
         </w:tc>
         <w:tc>
           <w:tcPr>
-            <w:tcW w:type="dxa" w:w="655"/>
+            <w:tcW w:type="dxa" w:w="733"/>
             <w:tcBorders>
               <w:top w:val="single" w:color="000000" w:sz="4"/>
               <w:left w:val="single" w:color="000000" w:sz="4"/>
@@ -10526,7 +10526,7 @@
         </w:tc>
         <w:tc>
           <w:tcPr>
-            <w:tcW w:type="dxa" w:w="1402"/>
+            <w:tcW w:type="dxa" w:w="1107"/>
             <w:tcBorders>
               <w:top w:val="single" w:color="000000" w:sz="4"/>
               <w:left w:val="single" w:color="000000" w:sz="4"/>
@@ -10562,7 +10562,7 @@
         </w:tc>
         <w:tc>
           <w:tcPr>
-            <w:tcW w:type="dxa" w:w="1456"/>
+            <w:tcW w:type="dxa" w:w="1211"/>
             <w:tcBorders>
               <w:top w:val="single" w:color="000000" w:sz="4"/>
               <w:left w:val="single" w:color="000000" w:sz="4"/>
@@ -10604,7 +10604,7 @@
         </w:trPr>
         <w:tc>
           <w:tcPr>
-            <w:tcW w:type="dxa" w:w="1506"/>
+            <w:tcW w:type="dxa" w:w="1305"/>
             <w:tcBorders>
               <w:top w:val="single" w:color="000000" w:sz="4"/>
               <w:left w:val="single" w:color="000000" w:sz="4"/>
@@ -10640,7 +10640,7 @@
         </w:tc>
         <w:tc>
           <w:tcPr>
-            <w:tcW w:type="dxa" w:w="1249"/>
+            <w:tcW w:type="dxa" w:w="1668"/>
             <w:tcBorders>
               <w:top w:val="single" w:color="000000" w:sz="4"/>
               <w:left w:val="single" w:color="000000" w:sz="4"/>
@@ -10677,7 +10677,7 @@
         </w:tc>
         <w:tc>
           <w:tcPr>
-            <w:tcW w:type="dxa" w:w="853"/>
+            <w:tcW w:type="dxa" w:w="942"/>
             <w:tcBorders>
               <w:top w:val="single" w:color="000000" w:sz="4"/>
               <w:left w:val="single" w:color="000000" w:sz="4"/>
@@ -10713,7 +10713,7 @@
         </w:tc>
         <w:tc>
           <w:tcPr>
-            <w:tcW w:type="dxa" w:w="655"/>
+            <w:tcW w:type="dxa" w:w="713"/>
             <w:tcBorders>
               <w:top w:val="single" w:color="000000" w:sz="4"/>
               <w:left w:val="single" w:color="000000" w:sz="4"/>
@@ -10749,7 +10749,7 @@
         </w:tc>
         <w:tc>
           <w:tcPr>
-            <w:tcW w:type="dxa" w:w="1249"/>
+            <w:tcW w:type="dxa" w:w="1346"/>
             <w:tcBorders>
               <w:top w:val="single" w:color="000000" w:sz="4"/>
               <w:left w:val="single" w:color="000000" w:sz="4"/>
@@ -10785,7 +10785,7 @@
         </w:tc>
         <w:tc>
           <w:tcPr>
-            <w:tcW w:type="dxa" w:w="655"/>
+            <w:tcW w:type="dxa" w:w="733"/>
             <w:tcBorders>
               <w:top w:val="single" w:color="000000" w:sz="4"/>
               <w:left w:val="single" w:color="000000" w:sz="4"/>
@@ -10821,7 +10821,7 @@
         </w:tc>
         <w:tc>
           <w:tcPr>
-            <w:tcW w:type="dxa" w:w="1402"/>
+            <w:tcW w:type="dxa" w:w="1107"/>
             <w:tcBorders>
               <w:top w:val="single" w:color="000000" w:sz="4"/>
               <w:left w:val="single" w:color="000000" w:sz="4"/>
@@ -10857,7 +10857,7 @@
         </w:tc>
         <w:tc>
           <w:tcPr>
-            <w:tcW w:type="dxa" w:w="1456"/>
+            <w:tcW w:type="dxa" w:w="1211"/>
             <w:tcBorders>
               <w:top w:val="single" w:color="000000" w:sz="4"/>
               <w:left w:val="single" w:color="000000" w:sz="4"/>
@@ -10899,7 +10899,7 @@
         </w:trPr>
         <w:tc>
           <w:tcPr>
-            <w:tcW w:type="dxa" w:w="1506"/>
+            <w:tcW w:type="dxa" w:w="1305"/>
             <w:tcBorders>
               <w:top w:val="single" w:color="000000" w:sz="4"/>
               <w:left w:val="single" w:color="000000" w:sz="4"/>
@@ -10935,7 +10935,7 @@
         </w:tc>
         <w:tc>
           <w:tcPr>
-            <w:tcW w:type="dxa" w:w="1249"/>
+            <w:tcW w:type="dxa" w:w="1668"/>
             <w:tcBorders>
               <w:top w:val="single" w:color="000000" w:sz="4"/>
               <w:left w:val="single" w:color="000000" w:sz="4"/>
@@ -10972,7 +10972,7 @@
         </w:tc>
         <w:tc>
           <w:tcPr>
-            <w:tcW w:type="dxa" w:w="853"/>
+            <w:tcW w:type="dxa" w:w="942"/>
             <w:tcBorders>
               <w:top w:val="single" w:color="000000" w:sz="4"/>
               <w:left w:val="single" w:color="000000" w:sz="4"/>
@@ -11008,7 +11008,7 @@
         </w:tc>
         <w:tc>
           <w:tcPr>
-            <w:tcW w:type="dxa" w:w="655"/>
+            <w:tcW w:type="dxa" w:w="713"/>
             <w:tcBorders>
               <w:top w:val="single" w:color="000000" w:sz="4"/>
               <w:left w:val="single" w:color="000000" w:sz="4"/>
@@ -11044,7 +11044,7 @@
         </w:tc>
         <w:tc>
           <w:tcPr>
-            <w:tcW w:type="dxa" w:w="1249"/>
+            <w:tcW w:type="dxa" w:w="1346"/>
             <w:tcBorders>
               <w:top w:val="single" w:color="000000" w:sz="4"/>
               <w:left w:val="single" w:color="000000" w:sz="4"/>
@@ -11080,7 +11080,7 @@
         </w:tc>
         <w:tc>
           <w:tcPr>
-            <w:tcW w:type="dxa" w:w="655"/>
+            <w:tcW w:type="dxa" w:w="733"/>
             <w:tcBorders>
               <w:top w:val="single" w:color="000000" w:sz="4"/>
               <w:left w:val="single" w:color="000000" w:sz="4"/>
@@ -11116,7 +11116,7 @@
         </w:tc>
         <w:tc>
           <w:tcPr>
-            <w:tcW w:type="dxa" w:w="1402"/>
+            <w:tcW w:type="dxa" w:w="1107"/>
             <w:tcBorders>
               <w:top w:val="single" w:color="000000" w:sz="4"/>
               <w:left w:val="single" w:color="000000" w:sz="4"/>
@@ -11152,7 +11152,7 @@
         </w:tc>
         <w:tc>
           <w:tcPr>
-            <w:tcW w:type="dxa" w:w="1456"/>
+            <w:tcW w:type="dxa" w:w="1211"/>
             <w:tcBorders>
               <w:top w:val="single" w:color="000000" w:sz="4"/>
               <w:left w:val="single" w:color="000000" w:sz="4"/>
@@ -11194,7 +11194,7 @@
         </w:trPr>
         <w:tc>
           <w:tcPr>
-            <w:tcW w:type="dxa" w:w="1506"/>
+            <w:tcW w:type="dxa" w:w="1305"/>
             <w:tcBorders>
               <w:top w:val="single" w:color="000000" w:sz="4"/>
               <w:left w:val="single" w:color="000000" w:sz="4"/>
@@ -11230,7 +11230,7 @@
         </w:tc>
         <w:tc>
           <w:tcPr>
-            <w:tcW w:type="dxa" w:w="1249"/>
+            <w:tcW w:type="dxa" w:w="1668"/>
             <w:tcBorders>
               <w:top w:val="single" w:color="000000" w:sz="4"/>
               <w:left w:val="single" w:color="000000" w:sz="4"/>
@@ -11267,7 +11267,7 @@
         </w:tc>
         <w:tc>
           <w:tcPr>
-            <w:tcW w:type="dxa" w:w="853"/>
+            <w:tcW w:type="dxa" w:w="942"/>
             <w:tcBorders>
               <w:top w:val="single" w:color="000000" w:sz="4"/>
               <w:left w:val="single" w:color="000000" w:sz="4"/>
@@ -11303,7 +11303,7 @@
         </w:tc>
         <w:tc>
           <w:tcPr>
-            <w:tcW w:type="dxa" w:w="655"/>
+            <w:tcW w:type="dxa" w:w="713"/>
             <w:tcBorders>
               <w:top w:val="single" w:color="000000" w:sz="4"/>
               <w:left w:val="single" w:color="000000" w:sz="4"/>
@@ -11339,7 +11339,7 @@
         </w:tc>
         <w:tc>
           <w:tcPr>
-            <w:tcW w:type="dxa" w:w="1249"/>
+            <w:tcW w:type="dxa" w:w="1346"/>
             <w:tcBorders>
               <w:top w:val="single" w:color="000000" w:sz="4"/>
               <w:left w:val="single" w:color="000000" w:sz="4"/>
@@ -11375,7 +11375,7 @@
         </w:tc>
         <w:tc>
           <w:tcPr>
-            <w:tcW w:type="dxa" w:w="655"/>
+            <w:tcW w:type="dxa" w:w="733"/>
             <w:tcBorders>
               <w:top w:val="single" w:color="000000" w:sz="4"/>
               <w:left w:val="single" w:color="000000" w:sz="4"/>
@@ -11411,7 +11411,7 @@
         </w:tc>
         <w:tc>
           <w:tcPr>
-            <w:tcW w:type="dxa" w:w="1402"/>
+            <w:tcW w:type="dxa" w:w="1107"/>
             <w:tcBorders>
               <w:top w:val="single" w:color="000000" w:sz="4"/>
               <w:left w:val="single" w:color="000000" w:sz="4"/>
@@ -11447,7 +11447,7 @@
         </w:tc>
         <w:tc>
           <w:tcPr>
-            <w:tcW w:type="dxa" w:w="1456"/>
+            <w:tcW w:type="dxa" w:w="1211"/>
             <w:tcBorders>
               <w:top w:val="single" w:color="000000" w:sz="4"/>
               <w:left w:val="single" w:color="000000" w:sz="4"/>
@@ -11489,7 +11489,7 @@
         </w:trPr>
         <w:tc>
           <w:tcPr>
-            <w:tcW w:type="dxa" w:w="1506"/>
+            <w:tcW w:type="dxa" w:w="1305"/>
             <w:tcBorders>
               <w:top w:val="single" w:color="000000" w:sz="4"/>
               <w:left w:val="single" w:color="000000" w:sz="4"/>
@@ -11525,7 +11525,7 @@
         </w:tc>
         <w:tc>
           <w:tcPr>
-            <w:tcW w:type="dxa" w:w="1249"/>
+            <w:tcW w:type="dxa" w:w="1668"/>
             <w:tcBorders>
               <w:top w:val="single" w:color="000000" w:sz="4"/>
               <w:left w:val="single" w:color="000000" w:sz="4"/>
@@ -11561,7 +11561,7 @@
         </w:tc>
         <w:tc>
           <w:tcPr>
-            <w:tcW w:type="dxa" w:w="853"/>
+            <w:tcW w:type="dxa" w:w="942"/>
             <w:tcBorders>
               <w:top w:val="single" w:color="000000" w:sz="4"/>
               <w:left w:val="single" w:color="000000" w:sz="4"/>
@@ -11597,7 +11597,7 @@
         </w:tc>
         <w:tc>
           <w:tcPr>
-            <w:tcW w:type="dxa" w:w="655"/>
+            <w:tcW w:type="dxa" w:w="713"/>
             <w:tcBorders>
               <w:top w:val="single" w:color="000000" w:sz="4"/>
               <w:left w:val="single" w:color="000000" w:sz="4"/>
@@ -11633,7 +11633,7 @@
         </w:tc>
         <w:tc>
           <w:tcPr>
-            <w:tcW w:type="dxa" w:w="1249"/>
+            <w:tcW w:type="dxa" w:w="1346"/>
             <w:tcBorders>
               <w:top w:val="single" w:color="000000" w:sz="4"/>
               <w:left w:val="single" w:color="000000" w:sz="4"/>
@@ -11669,7 +11669,7 @@
         </w:tc>
         <w:tc>
           <w:tcPr>
-            <w:tcW w:type="dxa" w:w="655"/>
+            <w:tcW w:type="dxa" w:w="733"/>
             <w:tcBorders>
               <w:top w:val="single" w:color="000000" w:sz="4"/>
               <w:left w:val="single" w:color="000000" w:sz="4"/>
@@ -11705,7 +11705,7 @@
         </w:tc>
         <w:tc>
           <w:tcPr>
-            <w:tcW w:type="dxa" w:w="1402"/>
+            <w:tcW w:type="dxa" w:w="1107"/>
             <w:tcBorders>
               <w:top w:val="single" w:color="000000" w:sz="4"/>
               <w:left w:val="single" w:color="000000" w:sz="4"/>
@@ -11741,7 +11741,7 @@
         </w:tc>
         <w:tc>
           <w:tcPr>
-            <w:tcW w:type="dxa" w:w="1456"/>
+            <w:tcW w:type="dxa" w:w="1211"/>
             <w:tcBorders>
               <w:top w:val="single" w:color="000000" w:sz="4"/>
               <w:left w:val="single" w:color="000000" w:sz="4"/>
@@ -11783,7 +11783,7 @@
         </w:trPr>
         <w:tc>
           <w:tcPr>
-            <w:tcW w:type="dxa" w:w="1506"/>
+            <w:tcW w:type="dxa" w:w="1305"/>
             <w:tcBorders>
               <w:top w:val="single" w:color="000000" w:sz="4"/>
               <w:left w:val="single" w:color="000000" w:sz="4"/>
@@ -11819,7 +11819,7 @@
         </w:tc>
         <w:tc>
           <w:tcPr>
-            <w:tcW w:type="dxa" w:w="1249"/>
+            <w:tcW w:type="dxa" w:w="1668"/>
             <w:tcBorders>
               <w:top w:val="single" w:color="000000" w:sz="4"/>
               <w:left w:val="single" w:color="000000" w:sz="4"/>
@@ -11856,7 +11856,7 @@
         </w:tc>
         <w:tc>
           <w:tcPr>
-            <w:tcW w:type="dxa" w:w="853"/>
+            <w:tcW w:type="dxa" w:w="942"/>
             <w:tcBorders>
               <w:top w:val="single" w:color="000000" w:sz="4"/>
               <w:left w:val="single" w:color="000000" w:sz="4"/>
@@ -11892,7 +11892,7 @@
         </w:tc>
         <w:tc>
           <w:tcPr>
-            <w:tcW w:type="dxa" w:w="655"/>
+            <w:tcW w:type="dxa" w:w="713"/>
             <w:tcBorders>
               <w:top w:val="single" w:color="000000" w:sz="4"/>
               <w:left w:val="single" w:color="000000" w:sz="4"/>
@@ -11928,7 +11928,7 @@
         </w:tc>
         <w:tc>
           <w:tcPr>
-            <w:tcW w:type="dxa" w:w="1249"/>
+            <w:tcW w:type="dxa" w:w="1346"/>
             <w:tcBorders>
               <w:top w:val="single" w:color="000000" w:sz="4"/>
               <w:left w:val="single" w:color="000000" w:sz="4"/>
@@ -11964,7 +11964,7 @@
         </w:tc>
         <w:tc>
           <w:tcPr>
-            <w:tcW w:type="dxa" w:w="655"/>
+            <w:tcW w:type="dxa" w:w="733"/>
             <w:tcBorders>
               <w:top w:val="single" w:color="000000" w:sz="4"/>
               <w:left w:val="single" w:color="000000" w:sz="4"/>
@@ -12000,7 +12000,7 @@
         </w:tc>
         <w:tc>
           <w:tcPr>
-            <w:tcW w:type="dxa" w:w="1402"/>
+            <w:tcW w:type="dxa" w:w="1107"/>
             <w:tcBorders>
               <w:top w:val="single" w:color="000000" w:sz="4"/>
               <w:left w:val="single" w:color="000000" w:sz="4"/>
@@ -12036,7 +12036,7 @@
         </w:tc>
         <w:tc>
           <w:tcPr>
-            <w:tcW w:type="dxa" w:w="1456"/>
+            <w:tcW w:type="dxa" w:w="1211"/>
             <w:tcBorders>
               <w:top w:val="single" w:color="000000" w:sz="4"/>
               <w:left w:val="single" w:color="000000" w:sz="4"/>
@@ -12078,7 +12078,7 @@
         </w:trPr>
         <w:tc>
           <w:tcPr>
-            <w:tcW w:type="dxa" w:w="1506"/>
+            <w:tcW w:type="dxa" w:w="1305"/>
             <w:tcBorders>
               <w:top w:val="single" w:color="000000" w:sz="4"/>
               <w:left w:val="single" w:color="000000" w:sz="4"/>
@@ -12114,7 +12114,7 @@
         </w:tc>
         <w:tc>
           <w:tcPr>
-            <w:tcW w:type="dxa" w:w="1249"/>
+            <w:tcW w:type="dxa" w:w="1668"/>
             <w:tcBorders>
               <w:top w:val="single" w:color="000000" w:sz="4"/>
               <w:left w:val="single" w:color="000000" w:sz="4"/>
@@ -12176,7 +12176,7 @@
         </w:tc>
         <w:tc>
           <w:tcPr>
-            <w:tcW w:type="dxa" w:w="853"/>
+            <w:tcW w:type="dxa" w:w="942"/>
             <w:tcBorders>
               <w:top w:val="single" w:color="000000" w:sz="4"/>
               <w:left w:val="single" w:color="000000" w:sz="4"/>
@@ -12212,7 +12212,7 @@
         </w:tc>
         <w:tc>
           <w:tcPr>
-            <w:tcW w:type="dxa" w:w="655"/>
+            <w:tcW w:type="dxa" w:w="713"/>
             <w:tcBorders>
               <w:top w:val="single" w:color="000000" w:sz="4"/>
               <w:left w:val="single" w:color="000000" w:sz="4"/>
@@ -12248,7 +12248,7 @@
         </w:tc>
         <w:tc>
           <w:tcPr>
-            <w:tcW w:type="dxa" w:w="1249"/>
+            <w:tcW w:type="dxa" w:w="1346"/>
             <w:tcBorders>
               <w:top w:val="single" w:color="000000" w:sz="4"/>
               <w:left w:val="single" w:color="000000" w:sz="4"/>
@@ -12284,7 +12284,7 @@
         </w:tc>
         <w:tc>
           <w:tcPr>
-            <w:tcW w:type="dxa" w:w="655"/>
+            <w:tcW w:type="dxa" w:w="733"/>
             <w:tcBorders>
               <w:top w:val="single" w:color="000000" w:sz="4"/>
               <w:left w:val="single" w:color="000000" w:sz="4"/>
@@ -12320,7 +12320,7 @@
         </w:tc>
         <w:tc>
           <w:tcPr>
-            <w:tcW w:type="dxa" w:w="1402"/>
+            <w:tcW w:type="dxa" w:w="1107"/>
             <w:tcBorders>
               <w:top w:val="single" w:color="000000" w:sz="4"/>
               <w:left w:val="single" w:color="000000" w:sz="4"/>
@@ -12356,7 +12356,7 @@
         </w:tc>
         <w:tc>
           <w:tcPr>
-            <w:tcW w:type="dxa" w:w="1456"/>
+            <w:tcW w:type="dxa" w:w="1211"/>
             <w:tcBorders>
               <w:top w:val="single" w:color="000000" w:sz="4"/>
               <w:left w:val="single" w:color="000000" w:sz="4"/>
@@ -12398,7 +12398,7 @@
         </w:trPr>
         <w:tc>
           <w:tcPr>
-            <w:tcW w:type="dxa" w:w="1506"/>
+            <w:tcW w:type="dxa" w:w="1305"/>
             <w:tcBorders>
               <w:top w:val="single" w:color="000000" w:sz="4"/>
               <w:left w:val="single" w:color="000000" w:sz="4"/>
@@ -12434,7 +12434,7 @@
         </w:tc>
         <w:tc>
           <w:tcPr>
-            <w:tcW w:type="dxa" w:w="1249"/>
+            <w:tcW w:type="dxa" w:w="1668"/>
             <w:tcBorders>
               <w:top w:val="single" w:color="000000" w:sz="4"/>
               <w:left w:val="single" w:color="000000" w:sz="4"/>
@@ -12496,7 +12496,7 @@
         </w:tc>
         <w:tc>
           <w:tcPr>
-            <w:tcW w:type="dxa" w:w="853"/>
+            <w:tcW w:type="dxa" w:w="942"/>
             <w:tcBorders>
               <w:top w:val="single" w:color="000000" w:sz="4"/>
               <w:left w:val="single" w:color="000000" w:sz="4"/>
@@ -12532,7 +12532,7 @@
         </w:tc>
         <w:tc>
           <w:tcPr>
-            <w:tcW w:type="dxa" w:w="655"/>
+            <w:tcW w:type="dxa" w:w="713"/>
             <w:tcBorders>
               <w:top w:val="single" w:color="000000" w:sz="4"/>
               <w:left w:val="single" w:color="000000" w:sz="4"/>
@@ -12568,7 +12568,7 @@
         </w:tc>
         <w:tc>
           <w:tcPr>
-            <w:tcW w:type="dxa" w:w="1249"/>
+            <w:tcW w:type="dxa" w:w="1346"/>
             <w:tcBorders>
               <w:top w:val="single" w:color="000000" w:sz="4"/>
               <w:left w:val="single" w:color="000000" w:sz="4"/>
@@ -12604,7 +12604,7 @@
         </w:tc>
         <w:tc>
           <w:tcPr>
-            <w:tcW w:type="dxa" w:w="655"/>
+            <w:tcW w:type="dxa" w:w="733"/>
             <w:tcBorders>
               <w:top w:val="single" w:color="000000" w:sz="4"/>
               <w:left w:val="single" w:color="000000" w:sz="4"/>
@@ -12640,7 +12640,7 @@
         </w:tc>
         <w:tc>
           <w:tcPr>
-            <w:tcW w:type="dxa" w:w="1402"/>
+            <w:tcW w:type="dxa" w:w="1107"/>
             <w:tcBorders>
               <w:top w:val="single" w:color="000000" w:sz="4"/>
               <w:left w:val="single" w:color="000000" w:sz="4"/>
@@ -12676,7 +12676,7 @@
         </w:tc>
         <w:tc>
           <w:tcPr>
-            <w:tcW w:type="dxa" w:w="1456"/>
+            <w:tcW w:type="dxa" w:w="1211"/>
             <w:tcBorders>
               <w:top w:val="single" w:color="000000" w:sz="4"/>
               <w:left w:val="single" w:color="000000" w:sz="4"/>
@@ -12718,7 +12718,7 @@
         </w:trPr>
         <w:tc>
           <w:tcPr>
-            <w:tcW w:type="dxa" w:w="1506"/>
+            <w:tcW w:type="dxa" w:w="1305"/>
             <w:tcBorders>
               <w:top w:val="single" w:color="000000" w:sz="4"/>
               <w:left w:val="single" w:color="000000" w:sz="4"/>
@@ -12754,7 +12754,7 @@
         </w:tc>
         <w:tc>
           <w:tcPr>
-            <w:tcW w:type="dxa" w:w="1249"/>
+            <w:tcW w:type="dxa" w:w="1668"/>
             <w:tcBorders>
               <w:top w:val="single" w:color="000000" w:sz="4"/>
               <w:left w:val="single" w:color="000000" w:sz="4"/>
@@ -12791,7 +12791,7 @@
         </w:tc>
         <w:tc>
           <w:tcPr>
-            <w:tcW w:type="dxa" w:w="853"/>
+            <w:tcW w:type="dxa" w:w="942"/>
             <w:tcBorders>
               <w:top w:val="single" w:color="000000" w:sz="4"/>
               <w:left w:val="single" w:color="000000" w:sz="4"/>
@@ -12827,7 +12827,7 @@
         </w:tc>
         <w:tc>
           <w:tcPr>
-            <w:tcW w:type="dxa" w:w="655"/>
+            <w:tcW w:type="dxa" w:w="713"/>
             <w:tcBorders>
               <w:top w:val="single" w:color="000000" w:sz="4"/>
               <w:left w:val="single" w:color="000000" w:sz="4"/>
@@ -12863,7 +12863,7 @@
         </w:tc>
         <w:tc>
           <w:tcPr>
-            <w:tcW w:type="dxa" w:w="1249"/>
+            <w:tcW w:type="dxa" w:w="1346"/>
             <w:tcBorders>
               <w:top w:val="single" w:color="000000" w:sz="4"/>
               <w:left w:val="single" w:color="000000" w:sz="4"/>
@@ -12899,7 +12899,7 @@
         </w:tc>
         <w:tc>
           <w:tcPr>
-            <w:tcW w:type="dxa" w:w="655"/>
+            <w:tcW w:type="dxa" w:w="733"/>
             <w:tcBorders>
               <w:top w:val="single" w:color="000000" w:sz="4"/>
               <w:left w:val="single" w:color="000000" w:sz="4"/>
@@ -12935,7 +12935,7 @@
         </w:tc>
         <w:tc>
           <w:tcPr>
-            <w:tcW w:type="dxa" w:w="1402"/>
+            <w:tcW w:type="dxa" w:w="1107"/>
             <w:tcBorders>
               <w:top w:val="single" w:color="000000" w:sz="4"/>
               <w:left w:val="single" w:color="000000" w:sz="4"/>
@@ -12971,7 +12971,7 @@
         </w:tc>
         <w:tc>
           <w:tcPr>
-            <w:tcW w:type="dxa" w:w="1456"/>
+            <w:tcW w:type="dxa" w:w="1211"/>
             <w:tcBorders>
               <w:top w:val="single" w:color="000000" w:sz="4"/>
               <w:left w:val="single" w:color="000000" w:sz="4"/>
@@ -13013,7 +13013,7 @@
         </w:trPr>
         <w:tc>
           <w:tcPr>
-            <w:tcW w:type="dxa" w:w="1506"/>
+            <w:tcW w:type="dxa" w:w="1305"/>
             <w:tcBorders>
               <w:top w:val="single" w:color="000000" w:sz="4"/>
               <w:left w:val="single" w:color="000000" w:sz="4"/>
@@ -13049,7 +13049,7 @@
         </w:tc>
         <w:tc>
           <w:tcPr>
-            <w:tcW w:type="dxa" w:w="1249"/>
+            <w:tcW w:type="dxa" w:w="1668"/>
             <w:tcBorders>
               <w:top w:val="single" w:color="000000" w:sz="4"/>
               <w:left w:val="single" w:color="000000" w:sz="4"/>
@@ -13086,7 +13086,7 @@
         </w:tc>
         <w:tc>
           <w:tcPr>
-            <w:tcW w:type="dxa" w:w="853"/>
+            <w:tcW w:type="dxa" w:w="942"/>
             <w:tcBorders>
               <w:top w:val="single" w:color="000000" w:sz="4"/>
               <w:left w:val="single" w:color="000000" w:sz="4"/>
@@ -13122,7 +13122,7 @@
         </w:tc>
         <w:tc>
           <w:tcPr>
-            <w:tcW w:type="dxa" w:w="655"/>
+            <w:tcW w:type="dxa" w:w="713"/>
             <w:tcBorders>
               <w:top w:val="single" w:color="000000" w:sz="4"/>
               <w:left w:val="single" w:color="000000" w:sz="4"/>
@@ -13158,7 +13158,7 @@
         </w:tc>
         <w:tc>
           <w:tcPr>
-            <w:tcW w:type="dxa" w:w="1249"/>
+            <w:tcW w:type="dxa" w:w="1346"/>
             <w:tcBorders>
               <w:top w:val="single" w:color="000000" w:sz="4"/>
               <w:left w:val="single" w:color="000000" w:sz="4"/>
@@ -13194,7 +13194,7 @@
         </w:tc>
         <w:tc>
           <w:tcPr>
-            <w:tcW w:type="dxa" w:w="655"/>
+            <w:tcW w:type="dxa" w:w="733"/>
             <w:tcBorders>
               <w:top w:val="single" w:color="000000" w:sz="4"/>
               <w:left w:val="single" w:color="000000" w:sz="4"/>
@@ -13230,7 +13230,7 @@
         </w:tc>
         <w:tc>
           <w:tcPr>
-            <w:tcW w:type="dxa" w:w="1402"/>
+            <w:tcW w:type="dxa" w:w="1107"/>
             <w:tcBorders>
               <w:top w:val="single" w:color="000000" w:sz="4"/>
               <w:left w:val="single" w:color="000000" w:sz="4"/>
@@ -13266,7 +13266,7 @@
         </w:tc>
         <w:tc>
           <w:tcPr>
-            <w:tcW w:type="dxa" w:w="1456"/>
+            <w:tcW w:type="dxa" w:w="1211"/>
             <w:tcBorders>
               <w:top w:val="single" w:color="000000" w:sz="4"/>
               <w:left w:val="single" w:color="000000" w:sz="4"/>
@@ -13308,7 +13308,7 @@
         </w:trPr>
         <w:tc>
           <w:tcPr>
-            <w:tcW w:type="dxa" w:w="1506"/>
+            <w:tcW w:type="dxa" w:w="1305"/>
             <w:tcBorders>
               <w:top w:val="single" w:color="000000" w:sz="4"/>
               <w:left w:val="single" w:color="000000" w:sz="4"/>
@@ -13344,7 +13344,7 @@
         </w:tc>
         <w:tc>
           <w:tcPr>
-            <w:tcW w:type="dxa" w:w="1249"/>
+            <w:tcW w:type="dxa" w:w="1668"/>
             <w:tcBorders>
               <w:top w:val="single" w:color="000000" w:sz="4"/>
               <w:left w:val="single" w:color="000000" w:sz="4"/>
@@ -13381,7 +13381,7 @@
         </w:tc>
         <w:tc>
           <w:tcPr>
-            <w:tcW w:type="dxa" w:w="853"/>
+            <w:tcW w:type="dxa" w:w="942"/>
             <w:tcBorders>
               <w:top w:val="single" w:color="000000" w:sz="4"/>
               <w:left w:val="single" w:color="000000" w:sz="4"/>
@@ -13417,7 +13417,7 @@
         </w:tc>
         <w:tc>
           <w:tcPr>
-            <w:tcW w:type="dxa" w:w="655"/>
+            <w:tcW w:type="dxa" w:w="713"/>
             <w:tcBorders>
               <w:top w:val="single" w:color="000000" w:sz="4"/>
               <w:left w:val="single" w:color="000000" w:sz="4"/>
@@ -13453,7 +13453,7 @@
         </w:tc>
         <w:tc>
           <w:tcPr>
-            <w:tcW w:type="dxa" w:w="1249"/>
+            <w:tcW w:type="dxa" w:w="1346"/>
             <w:tcBorders>
               <w:top w:val="single" w:color="000000" w:sz="4"/>
               <w:left w:val="single" w:color="000000" w:sz="4"/>
@@ -13489,7 +13489,7 @@
         </w:tc>
         <w:tc>
           <w:tcPr>
-            <w:tcW w:type="dxa" w:w="655"/>
+            <w:tcW w:type="dxa" w:w="733"/>
             <w:tcBorders>
               <w:top w:val="single" w:color="000000" w:sz="4"/>
               <w:left w:val="single" w:color="000000" w:sz="4"/>
@@ -13525,7 +13525,7 @@
         </w:tc>
         <w:tc>
           <w:tcPr>
-            <w:tcW w:type="dxa" w:w="1402"/>
+            <w:tcW w:type="dxa" w:w="1107"/>
             <w:tcBorders>
               <w:top w:val="single" w:color="000000" w:sz="4"/>
               <w:left w:val="single" w:color="000000" w:sz="4"/>
@@ -13561,7 +13561,7 @@
         </w:tc>
         <w:tc>
           <w:tcPr>
-            <w:tcW w:type="dxa" w:w="1456"/>
+            <w:tcW w:type="dxa" w:w="1211"/>
             <w:tcBorders>
               <w:top w:val="single" w:color="000000" w:sz="4"/>
               <w:left w:val="single" w:color="000000" w:sz="4"/>
@@ -13603,7 +13603,7 @@
         </w:trPr>
         <w:tc>
           <w:tcPr>
-            <w:tcW w:type="dxa" w:w="1506"/>
+            <w:tcW w:type="dxa" w:w="1305"/>
             <w:tcBorders>
               <w:top w:val="single" w:color="000000" w:sz="4"/>
               <w:left w:val="single" w:color="000000" w:sz="4"/>
@@ -13639,7 +13639,7 @@
         </w:tc>
         <w:tc>
           <w:tcPr>
-            <w:tcW w:type="dxa" w:w="1249"/>
+            <w:tcW w:type="dxa" w:w="1668"/>
             <w:tcBorders>
               <w:top w:val="single" w:color="000000" w:sz="4"/>
               <w:left w:val="single" w:color="000000" w:sz="4"/>
@@ -13676,7 +13676,7 @@
         </w:tc>
         <w:tc>
           <w:tcPr>
-            <w:tcW w:type="dxa" w:w="853"/>
+            <w:tcW w:type="dxa" w:w="942"/>
             <w:tcBorders>
               <w:top w:val="single" w:color="000000" w:sz="4"/>
               <w:left w:val="single" w:color="000000" w:sz="4"/>
@@ -13712,7 +13712,7 @@
         </w:tc>
         <w:tc>
           <w:tcPr>
-            <w:tcW w:type="dxa" w:w="655"/>
+            <w:tcW w:type="dxa" w:w="713"/>
             <w:tcBorders>
               <w:top w:val="single" w:color="000000" w:sz="4"/>
               <w:left w:val="single" w:color="000000" w:sz="4"/>
@@ -13748,7 +13748,7 @@
         </w:tc>
         <w:tc>
           <w:tcPr>
-            <w:tcW w:type="dxa" w:w="1249"/>
+            <w:tcW w:type="dxa" w:w="1346"/>
             <w:tcBorders>
               <w:top w:val="single" w:color="000000" w:sz="4"/>
               <w:left w:val="single" w:color="000000" w:sz="4"/>
@@ -13784,7 +13784,7 @@
         </w:tc>
         <w:tc>
           <w:tcPr>
-            <w:tcW w:type="dxa" w:w="655"/>
+            <w:tcW w:type="dxa" w:w="733"/>
             <w:tcBorders>
               <w:top w:val="single" w:color="000000" w:sz="4"/>
               <w:left w:val="single" w:color="000000" w:sz="4"/>
@@ -13820,7 +13820,7 @@
         </w:tc>
         <w:tc>
           <w:tcPr>
-            <w:tcW w:type="dxa" w:w="1402"/>
+            <w:tcW w:type="dxa" w:w="1107"/>
             <w:tcBorders>
               <w:top w:val="single" w:color="000000" w:sz="4"/>
               <w:left w:val="single" w:color="000000" w:sz="4"/>
@@ -13856,7 +13856,7 @@
         </w:tc>
         <w:tc>
           <w:tcPr>
-            <w:tcW w:type="dxa" w:w="1456"/>
+            <w:tcW w:type="dxa" w:w="1211"/>
             <w:tcBorders>
               <w:top w:val="single" w:color="000000" w:sz="4"/>
               <w:left w:val="single" w:color="000000" w:sz="4"/>
@@ -13922,7 +13922,7 @@
         </w:trPr>
         <w:tc>
           <w:tcPr>
-            <w:tcW w:type="dxa" w:w="1506"/>
+            <w:tcW w:type="dxa" w:w="1305"/>
             <w:tcBorders>
               <w:top w:val="single" w:color="000000" w:sz="4"/>
               <w:left w:val="single" w:color="000000" w:sz="4"/>
@@ -13958,7 +13958,7 @@
         </w:tc>
         <w:tc>
           <w:tcPr>
-            <w:tcW w:type="dxa" w:w="1249"/>
+            <w:tcW w:type="dxa" w:w="1668"/>
             <w:tcBorders>
               <w:top w:val="single" w:color="000000" w:sz="4"/>
               <w:left w:val="single" w:color="000000" w:sz="4"/>
@@ -13995,7 +13995,7 @@
         </w:tc>
         <w:tc>
           <w:tcPr>
-            <w:tcW w:type="dxa" w:w="853"/>
+            <w:tcW w:type="dxa" w:w="942"/>
             <w:tcBorders>
               <w:top w:val="single" w:color="000000" w:sz="4"/>
               <w:left w:val="single" w:color="000000" w:sz="4"/>
@@ -14031,7 +14031,7 @@
         </w:tc>
         <w:tc>
           <w:tcPr>
-            <w:tcW w:type="dxa" w:w="655"/>
+            <w:tcW w:type="dxa" w:w="713"/>
             <w:tcBorders>
               <w:top w:val="single" w:color="000000" w:sz="4"/>
               <w:left w:val="single" w:color="000000" w:sz="4"/>
@@ -14067,7 +14067,7 @@
         </w:tc>
         <w:tc>
           <w:tcPr>
-            <w:tcW w:type="dxa" w:w="1249"/>
+            <w:tcW w:type="dxa" w:w="1346"/>
             <w:tcBorders>
               <w:top w:val="single" w:color="000000" w:sz="4"/>
               <w:left w:val="single" w:color="000000" w:sz="4"/>
@@ -14103,7 +14103,7 @@
         </w:tc>
         <w:tc>
           <w:tcPr>
-            <w:tcW w:type="dxa" w:w="655"/>
+            <w:tcW w:type="dxa" w:w="733"/>
             <w:tcBorders>
               <w:top w:val="single" w:color="000000" w:sz="4"/>
               <w:left w:val="single" w:color="000000" w:sz="4"/>
@@ -14139,7 +14139,7 @@
         </w:tc>
         <w:tc>
           <w:tcPr>
-            <w:tcW w:type="dxa" w:w="1402"/>
+            <w:tcW w:type="dxa" w:w="1107"/>
             <w:tcBorders>
               <w:top w:val="single" w:color="000000" w:sz="4"/>
               <w:left w:val="single" w:color="000000" w:sz="4"/>
@@ -14175,7 +14175,7 @@
         </w:tc>
         <w:tc>
           <w:tcPr>
-            <w:tcW w:type="dxa" w:w="1456"/>
+            <w:tcW w:type="dxa" w:w="1211"/>
             <w:tcBorders>
               <w:top w:val="single" w:color="000000" w:sz="4"/>
               <w:left w:val="single" w:color="000000" w:sz="4"/>
@@ -14217,7 +14217,7 @@
         </w:trPr>
         <w:tc>
           <w:tcPr>
-            <w:tcW w:type="dxa" w:w="1506"/>
+            <w:tcW w:type="dxa" w:w="1305"/>
             <w:tcBorders>
               <w:top w:val="single" w:color="000000" w:sz="4"/>
               <w:left w:val="single" w:color="000000" w:sz="4"/>
@@ -14253,7 +14253,7 @@
         </w:tc>
         <w:tc>
           <w:tcPr>
-            <w:tcW w:type="dxa" w:w="1249"/>
+            <w:tcW w:type="dxa" w:w="1668"/>
             <w:tcBorders>
               <w:top w:val="single" w:color="000000" w:sz="4"/>
               <w:left w:val="single" w:color="000000" w:sz="4"/>
@@ -14290,7 +14290,7 @@
         </w:tc>
         <w:tc>
           <w:tcPr>
-            <w:tcW w:type="dxa" w:w="853"/>
+            <w:tcW w:type="dxa" w:w="942"/>
             <w:tcBorders>
               <w:top w:val="single" w:color="000000" w:sz="4"/>
               <w:left w:val="single" w:color="000000" w:sz="4"/>
@@ -14326,7 +14326,7 @@
         </w:tc>
         <w:tc>
           <w:tcPr>
-            <w:tcW w:type="dxa" w:w="655"/>
+            <w:tcW w:type="dxa" w:w="713"/>
             <w:tcBorders>
               <w:top w:val="single" w:color="000000" w:sz="4"/>
               <w:left w:val="single" w:color="000000" w:sz="4"/>
@@ -14362,7 +14362,7 @@
         </w:tc>
         <w:tc>
           <w:tcPr>
-            <w:tcW w:type="dxa" w:w="1249"/>
+            <w:tcW w:type="dxa" w:w="1346"/>
             <w:tcBorders>
               <w:top w:val="single" w:color="000000" w:sz="4"/>
               <w:left w:val="single" w:color="000000" w:sz="4"/>
@@ -14398,7 +14398,7 @@
         </w:tc>
         <w:tc>
           <w:tcPr>
-            <w:tcW w:type="dxa" w:w="655"/>
+            <w:tcW w:type="dxa" w:w="733"/>
             <w:tcBorders>
               <w:top w:val="single" w:color="000000" w:sz="4"/>
               <w:left w:val="single" w:color="000000" w:sz="4"/>
@@ -14434,7 +14434,7 @@
         </w:tc>
         <w:tc>
           <w:tcPr>
-            <w:tcW w:type="dxa" w:w="1402"/>
+            <w:tcW w:type="dxa" w:w="1107"/>
             <w:tcBorders>
               <w:top w:val="single" w:color="000000" w:sz="4"/>
               <w:left w:val="single" w:color="000000" w:sz="4"/>
@@ -14470,7 +14470,7 @@
         </w:tc>
         <w:tc>
           <w:tcPr>
-            <w:tcW w:type="dxa" w:w="1456"/>
+            <w:tcW w:type="dxa" w:w="1211"/>
             <w:tcBorders>
               <w:top w:val="single" w:color="000000" w:sz="4"/>
               <w:left w:val="single" w:color="000000" w:sz="4"/>
@@ -14512,7 +14512,7 @@
         </w:trPr>
         <w:tc>
           <w:tcPr>
-            <w:tcW w:type="dxa" w:w="1506"/>
+            <w:tcW w:type="dxa" w:w="1305"/>
             <w:tcBorders>
               <w:top w:val="single" w:color="000000" w:sz="4"/>
               <w:left w:val="single" w:color="000000" w:sz="4"/>
@@ -14548,7 +14548,7 @@
         </w:tc>
         <w:tc>
           <w:tcPr>
-            <w:tcW w:type="dxa" w:w="1249"/>
+            <w:tcW w:type="dxa" w:w="1668"/>
             <w:tcBorders>
               <w:top w:val="single" w:color="000000" w:sz="4"/>
               <w:left w:val="single" w:color="000000" w:sz="4"/>
@@ -14585,7 +14585,7 @@
         </w:tc>
         <w:tc>
           <w:tcPr>
-            <w:tcW w:type="dxa" w:w="853"/>
+            <w:tcW w:type="dxa" w:w="942"/>
             <w:tcBorders>
               <w:top w:val="single" w:color="000000" w:sz="4"/>
               <w:left w:val="single" w:color="000000" w:sz="4"/>
@@ -14621,7 +14621,7 @@
         </w:tc>
         <w:tc>
           <w:tcPr>
-            <w:tcW w:type="dxa" w:w="655"/>
+            <w:tcW w:type="dxa" w:w="713"/>
             <w:tcBorders>
               <w:top w:val="single" w:color="000000" w:sz="4"/>
               <w:left w:val="single" w:color="000000" w:sz="4"/>
@@ -14657,7 +14657,7 @@
         </w:tc>
         <w:tc>
           <w:tcPr>
-            <w:tcW w:type="dxa" w:w="1249"/>
+            <w:tcW w:type="dxa" w:w="1346"/>
             <w:tcBorders>
               <w:top w:val="single" w:color="000000" w:sz="4"/>
               <w:left w:val="single" w:color="000000" w:sz="4"/>
@@ -14693,7 +14693,7 @@
         </w:tc>
         <w:tc>
           <w:tcPr>
-            <w:tcW w:type="dxa" w:w="655"/>
+            <w:tcW w:type="dxa" w:w="733"/>
             <w:tcBorders>
               <w:top w:val="single" w:color="000000" w:sz="4"/>
               <w:left w:val="single" w:color="000000" w:sz="4"/>
@@ -14729,7 +14729,7 @@
         </w:tc>
         <w:tc>
           <w:tcPr>
-            <w:tcW w:type="dxa" w:w="1402"/>
+            <w:tcW w:type="dxa" w:w="1107"/>
             <w:tcBorders>
               <w:top w:val="single" w:color="000000" w:sz="4"/>
               <w:left w:val="single" w:color="000000" w:sz="4"/>
@@ -14765,7 +14765,7 @@
         </w:tc>
         <w:tc>
           <w:tcPr>
-            <w:tcW w:type="dxa" w:w="1456"/>
+            <w:tcW w:type="dxa" w:w="1211"/>
             <w:tcBorders>
               <w:top w:val="single" w:color="000000" w:sz="4"/>
               <w:left w:val="single" w:color="000000" w:sz="4"/>
@@ -14807,7 +14807,7 @@
         </w:trPr>
         <w:tc>
           <w:tcPr>
-            <w:tcW w:type="dxa" w:w="1506"/>
+            <w:tcW w:type="dxa" w:w="1305"/>
             <w:tcBorders>
               <w:top w:val="single" w:color="000000" w:sz="4"/>
               <w:left w:val="single" w:color="000000" w:sz="4"/>
@@ -14843,7 +14843,7 @@
         </w:tc>
         <w:tc>
           <w:tcPr>
-            <w:tcW w:type="dxa" w:w="1249"/>
+            <w:tcW w:type="dxa" w:w="1668"/>
             <w:tcBorders>
               <w:top w:val="single" w:color="000000" w:sz="4"/>
               <w:left w:val="single" w:color="000000" w:sz="4"/>
@@ -14880,7 +14880,7 @@
         </w:tc>
         <w:tc>
           <w:tcPr>
-            <w:tcW w:type="dxa" w:w="853"/>
+            <w:tcW w:type="dxa" w:w="942"/>
             <w:tcBorders>
               <w:top w:val="single" w:color="000000" w:sz="4"/>
               <w:left w:val="single" w:color="000000" w:sz="4"/>
@@ -14916,7 +14916,7 @@
         </w:tc>
         <w:tc>
           <w:tcPr>
-            <w:tcW w:type="dxa" w:w="655"/>
+            <w:tcW w:type="dxa" w:w="713"/>
             <w:tcBorders>
               <w:top w:val="single" w:color="000000" w:sz="4"/>
               <w:left w:val="single" w:color="000000" w:sz="4"/>
@@ -14952,7 +14952,7 @@
         </w:tc>
         <w:tc>
           <w:tcPr>
-            <w:tcW w:type="dxa" w:w="1249"/>
+            <w:tcW w:type="dxa" w:w="1346"/>
             <w:tcBorders>
               <w:top w:val="single" w:color="000000" w:sz="4"/>
               <w:left w:val="single" w:color="000000" w:sz="4"/>
@@ -14988,7 +14988,7 @@
         </w:tc>
         <w:tc>
           <w:tcPr>
-            <w:tcW w:type="dxa" w:w="655"/>
+            <w:tcW w:type="dxa" w:w="733"/>
             <w:tcBorders>
               <w:top w:val="single" w:color="000000" w:sz="4"/>
               <w:left w:val="single" w:color="000000" w:sz="4"/>
@@ -15024,7 +15024,7 @@
         </w:tc>
         <w:tc>
           <w:tcPr>
-            <w:tcW w:type="dxa" w:w="1402"/>
+            <w:tcW w:type="dxa" w:w="1107"/>
             <w:tcBorders>
               <w:top w:val="single" w:color="000000" w:sz="4"/>
               <w:left w:val="single" w:color="000000" w:sz="4"/>
@@ -15060,7 +15060,7 @@
         </w:tc>
         <w:tc>
           <w:tcPr>
-            <w:tcW w:type="dxa" w:w="1456"/>
+            <w:tcW w:type="dxa" w:w="1211"/>
             <w:tcBorders>
               <w:top w:val="single" w:color="000000" w:sz="4"/>
               <w:left w:val="single" w:color="000000" w:sz="4"/>
@@ -15102,7 +15102,7 @@
         </w:trPr>
         <w:tc>
           <w:tcPr>
-            <w:tcW w:type="dxa" w:w="1506"/>
+            <w:tcW w:type="dxa" w:w="1305"/>
             <w:tcBorders>
               <w:top w:val="single" w:color="000000" w:sz="4"/>
               <w:left w:val="single" w:color="000000" w:sz="4"/>
@@ -15138,7 +15138,7 @@
         </w:tc>
         <w:tc>
           <w:tcPr>
-            <w:tcW w:type="dxa" w:w="1249"/>
+            <w:tcW w:type="dxa" w:w="1668"/>
             <w:tcBorders>
               <w:top w:val="single" w:color="000000" w:sz="4"/>
               <w:left w:val="single" w:color="000000" w:sz="4"/>
@@ -15175,7 +15175,7 @@
         </w:tc>
         <w:tc>
           <w:tcPr>
-            <w:tcW w:type="dxa" w:w="853"/>
+            <w:tcW w:type="dxa" w:w="942"/>
             <w:tcBorders>
               <w:top w:val="single" w:color="000000" w:sz="4"/>
               <w:left w:val="single" w:color="000000" w:sz="4"/>
@@ -15211,7 +15211,7 @@
         </w:tc>
         <w:tc>
           <w:tcPr>
-            <w:tcW w:type="dxa" w:w="655"/>
+            <w:tcW w:type="dxa" w:w="713"/>
             <w:tcBorders>
               <w:top w:val="single" w:color="000000" w:sz="4"/>
               <w:left w:val="single" w:color="000000" w:sz="4"/>
@@ -15247,7 +15247,7 @@
         </w:tc>
         <w:tc>
           <w:tcPr>
-            <w:tcW w:type="dxa" w:w="1249"/>
+            <w:tcW w:type="dxa" w:w="1346"/>
             <w:tcBorders>
               <w:top w:val="single" w:color="000000" w:sz="4"/>
               <w:left w:val="single" w:color="000000" w:sz="4"/>
@@ -15283,7 +15283,7 @@
         </w:tc>
         <w:tc>
           <w:tcPr>
-            <w:tcW w:type="dxa" w:w="655"/>
+            <w:tcW w:type="dxa" w:w="733"/>
             <w:tcBorders>
               <w:top w:val="single" w:color="000000" w:sz="4"/>
               <w:left w:val="single" w:color="000000" w:sz="4"/>
@@ -15319,7 +15319,7 @@
         </w:tc>
         <w:tc>
           <w:tcPr>
-            <w:tcW w:type="dxa" w:w="1402"/>
+            <w:tcW w:type="dxa" w:w="1107"/>
             <w:tcBorders>
               <w:top w:val="single" w:color="000000" w:sz="4"/>
               <w:left w:val="single" w:color="000000" w:sz="4"/>
@@ -15355,7 +15355,7 @@
         </w:tc>
         <w:tc>
           <w:tcPr>
-            <w:tcW w:type="dxa" w:w="1456"/>
+            <w:tcW w:type="dxa" w:w="1211"/>
             <w:tcBorders>
               <w:top w:val="single" w:color="000000" w:sz="4"/>
               <w:left w:val="single" w:color="000000" w:sz="4"/>
@@ -15397,7 +15397,7 @@
         </w:trPr>
         <w:tc>
           <w:tcPr>
-            <w:tcW w:type="dxa" w:w="1506"/>
+            <w:tcW w:type="dxa" w:w="1305"/>
             <w:tcBorders>
               <w:top w:val="single" w:color="000000" w:sz="4"/>
               <w:left w:val="single" w:color="000000" w:sz="4"/>
@@ -15433,7 +15433,7 @@
         </w:tc>
         <w:tc>
           <w:tcPr>
-            <w:tcW w:type="dxa" w:w="1249"/>
+            <w:tcW w:type="dxa" w:w="1668"/>
             <w:tcBorders>
               <w:top w:val="single" w:color="000000" w:sz="4"/>
               <w:left w:val="single" w:color="000000" w:sz="4"/>
@@ -15470,7 +15470,7 @@
         </w:tc>
         <w:tc>
           <w:tcPr>
-            <w:tcW w:type="dxa" w:w="853"/>
+            <w:tcW w:type="dxa" w:w="942"/>
             <w:tcBorders>
               <w:top w:val="single" w:color="000000" w:sz="4"/>
               <w:left w:val="single" w:color="000000" w:sz="4"/>
@@ -15506,7 +15506,7 @@
         </w:tc>
         <w:tc>
           <w:tcPr>
-            <w:tcW w:type="dxa" w:w="655"/>
+            <w:tcW w:type="dxa" w:w="713"/>
             <w:tcBorders>
               <w:top w:val="single" w:color="000000" w:sz="4"/>
               <w:left w:val="single" w:color="000000" w:sz="4"/>
@@ -15542,7 +15542,7 @@
         </w:tc>
         <w:tc>
           <w:tcPr>
-            <w:tcW w:type="dxa" w:w="1249"/>
+            <w:tcW w:type="dxa" w:w="1346"/>
             <w:tcBorders>
               <w:top w:val="single" w:color="000000" w:sz="4"/>
               <w:left w:val="single" w:color="000000" w:sz="4"/>
@@ -15578,7 +15578,7 @@
         </w:tc>
         <w:tc>
           <w:tcPr>
-            <w:tcW w:type="dxa" w:w="655"/>
+            <w:tcW w:type="dxa" w:w="733"/>
             <w:tcBorders>
               <w:top w:val="single" w:color="000000" w:sz="4"/>
               <w:left w:val="single" w:color="000000" w:sz="4"/>
@@ -15614,7 +15614,7 @@
         </w:tc>
         <w:tc>
           <w:tcPr>
-            <w:tcW w:type="dxa" w:w="1402"/>
+            <w:tcW w:type="dxa" w:w="1107"/>
             <w:tcBorders>
               <w:top w:val="single" w:color="000000" w:sz="4"/>
               <w:left w:val="single" w:color="000000" w:sz="4"/>
@@ -15650,7 +15650,7 @@
         </w:tc>
         <w:tc>
           <w:tcPr>
-            <w:tcW w:type="dxa" w:w="1456"/>
+            <w:tcW w:type="dxa" w:w="1211"/>
             <w:tcBorders>
               <w:top w:val="single" w:color="000000" w:sz="4"/>
               <w:left w:val="single" w:color="000000" w:sz="4"/>
@@ -15692,7 +15692,7 @@
         </w:trPr>
         <w:tc>
           <w:tcPr>
-            <w:tcW w:type="dxa" w:w="1506"/>
+            <w:tcW w:type="dxa" w:w="1305"/>
             <w:tcBorders>
               <w:top w:val="single" w:color="000000" w:sz="4"/>
               <w:left w:val="single" w:color="000000" w:sz="4"/>
@@ -15728,7 +15728,7 @@
         </w:tc>
         <w:tc>
           <w:tcPr>
-            <w:tcW w:type="dxa" w:w="1249"/>
+            <w:tcW w:type="dxa" w:w="1668"/>
             <w:tcBorders>
               <w:top w:val="single" w:color="000000" w:sz="4"/>
               <w:left w:val="single" w:color="000000" w:sz="4"/>
@@ -15765,7 +15765,7 @@
         </w:tc>
         <w:tc>
           <w:tcPr>
-            <w:tcW w:type="dxa" w:w="853"/>
+            <w:tcW w:type="dxa" w:w="942"/>
             <w:tcBorders>
               <w:top w:val="single" w:color="000000" w:sz="4"/>
               <w:left w:val="single" w:color="000000" w:sz="4"/>
@@ -15801,7 +15801,7 @@
         </w:tc>
         <w:tc>
           <w:tcPr>
-            <w:tcW w:type="dxa" w:w="655"/>
+            <w:tcW w:type="dxa" w:w="713"/>
             <w:tcBorders>
               <w:top w:val="single" w:color="000000" w:sz="4"/>
               <w:left w:val="single" w:color="000000" w:sz="4"/>
@@ -15837,7 +15837,7 @@
         </w:tc>
         <w:tc>
           <w:tcPr>
-            <w:tcW w:type="dxa" w:w="1249"/>
+            <w:tcW w:type="dxa" w:w="1346"/>
             <w:tcBorders>
               <w:top w:val="single" w:color="000000" w:sz="4"/>
               <w:left w:val="single" w:color="000000" w:sz="4"/>
@@ -15873,7 +15873,7 @@
         </w:tc>
         <w:tc>
           <w:tcPr>
-            <w:tcW w:type="dxa" w:w="655"/>
+            <w:tcW w:type="dxa" w:w="733"/>
             <w:tcBorders>
               <w:top w:val="single" w:color="000000" w:sz="4"/>
               <w:left w:val="single" w:color="000000" w:sz="4"/>
@@ -15909,7 +15909,7 @@
         </w:tc>
         <w:tc>
           <w:tcPr>
-            <w:tcW w:type="dxa" w:w="1402"/>
+            <w:tcW w:type="dxa" w:w="1107"/>
             <w:tcBorders>
               <w:top w:val="single" w:color="000000" w:sz="4"/>
               <w:left w:val="single" w:color="000000" w:sz="4"/>
@@ -15945,7 +15945,7 @@
         </w:tc>
         <w:tc>
           <w:tcPr>
-            <w:tcW w:type="dxa" w:w="1456"/>
+            <w:tcW w:type="dxa" w:w="1211"/>
             <w:tcBorders>
               <w:top w:val="single" w:color="000000" w:sz="4"/>
               <w:left w:val="single" w:color="000000" w:sz="4"/>
@@ -15987,7 +15987,7 @@
         </w:trPr>
         <w:tc>
           <w:tcPr>
-            <w:tcW w:type="dxa" w:w="1506"/>
+            <w:tcW w:type="dxa" w:w="1305"/>
             <w:tcBorders>
               <w:top w:val="single" w:color="000000" w:sz="4"/>
               <w:left w:val="single" w:color="000000" w:sz="4"/>
@@ -16023,7 +16023,7 @@
         </w:tc>
         <w:tc>
           <w:tcPr>
-            <w:tcW w:type="dxa" w:w="1249"/>
+            <w:tcW w:type="dxa" w:w="1668"/>
             <w:tcBorders>
               <w:top w:val="single" w:color="000000" w:sz="4"/>
               <w:left w:val="single" w:color="000000" w:sz="4"/>
@@ -16060,7 +16060,7 @@
         </w:tc>
         <w:tc>
           <w:tcPr>
-            <w:tcW w:type="dxa" w:w="853"/>
+            <w:tcW w:type="dxa" w:w="942"/>
             <w:tcBorders>
               <w:top w:val="single" w:color="000000" w:sz="4"/>
               <w:left w:val="single" w:color="000000" w:sz="4"/>
@@ -16096,7 +16096,7 @@
         </w:tc>
         <w:tc>
           <w:tcPr>
-            <w:tcW w:type="dxa" w:w="655"/>
+            <w:tcW w:type="dxa" w:w="713"/>
             <w:tcBorders>
               <w:top w:val="single" w:color="000000" w:sz="4"/>
               <w:left w:val="single" w:color="000000" w:sz="4"/>
@@ -16132,7 +16132,7 @@
         </w:tc>
         <w:tc>
           <w:tcPr>
-            <w:tcW w:type="dxa" w:w="1249"/>
+            <w:tcW w:type="dxa" w:w="1346"/>
             <w:tcBorders>
               <w:top w:val="single" w:color="000000" w:sz="4"/>
               <w:left w:val="single" w:color="000000" w:sz="4"/>
@@ -16168,7 +16168,7 @@
         </w:tc>
         <w:tc>
           <w:tcPr>
-            <w:tcW w:type="dxa" w:w="655"/>
+            <w:tcW w:type="dxa" w:w="733"/>
             <w:tcBorders>
               <w:top w:val="single" w:color="000000" w:sz="4"/>
               <w:left w:val="single" w:color="000000" w:sz="4"/>
@@ -16204,7 +16204,7 @@
         </w:tc>
         <w:tc>
           <w:tcPr>
-            <w:tcW w:type="dxa" w:w="1402"/>
+            <w:tcW w:type="dxa" w:w="1107"/>
             <w:tcBorders>
               <w:top w:val="single" w:color="000000" w:sz="4"/>
               <w:left w:val="single" w:color="000000" w:sz="4"/>
@@ -16240,7 +16240,7 @@
         </w:tc>
         <w:tc>
           <w:tcPr>
-            <w:tcW w:type="dxa" w:w="1456"/>
+            <w:tcW w:type="dxa" w:w="1211"/>
             <w:tcBorders>
               <w:top w:val="single" w:color="000000" w:sz="4"/>
               <w:left w:val="single" w:color="000000" w:sz="4"/>
@@ -16282,7 +16282,7 @@
         </w:trPr>
         <w:tc>
           <w:tcPr>
-            <w:tcW w:type="dxa" w:w="1506"/>
+            <w:tcW w:type="dxa" w:w="1305"/>
             <w:tcBorders>
               <w:top w:val="single" w:color="000000" w:sz="4"/>
               <w:left w:val="single" w:color="000000" w:sz="4"/>
@@ -16318,7 +16318,7 @@
         </w:tc>
         <w:tc>
           <w:tcPr>
-            <w:tcW w:type="dxa" w:w="1249"/>
+            <w:tcW w:type="dxa" w:w="1668"/>
             <w:tcBorders>
               <w:top w:val="single" w:color="000000" w:sz="4"/>
               <w:left w:val="single" w:color="000000" w:sz="4"/>
@@ -16355,7 +16355,7 @@
         </w:tc>
         <w:tc>
           <w:tcPr>
-            <w:tcW w:type="dxa" w:w="853"/>
+            <w:tcW w:type="dxa" w:w="942"/>
             <w:tcBorders>
               <w:top w:val="single" w:color="000000" w:sz="4"/>
               <w:left w:val="single" w:color="000000" w:sz="4"/>
@@ -16391,7 +16391,7 @@
         </w:tc>
         <w:tc>
           <w:tcPr>
-            <w:tcW w:type="dxa" w:w="655"/>
+            <w:tcW w:type="dxa" w:w="713"/>
             <w:tcBorders>
               <w:top w:val="single" w:color="000000" w:sz="4"/>
               <w:left w:val="single" w:color="000000" w:sz="4"/>
@@ -16427,7 +16427,7 @@
         </w:tc>
         <w:tc>
           <w:tcPr>
-            <w:tcW w:type="dxa" w:w="1249"/>
+            <w:tcW w:type="dxa" w:w="1346"/>
             <w:tcBorders>
               <w:top w:val="single" w:color="000000" w:sz="4"/>
               <w:left w:val="single" w:color="000000" w:sz="4"/>
@@ -16463,7 +16463,7 @@
         </w:tc>
         <w:tc>
           <w:tcPr>
-            <w:tcW w:type="dxa" w:w="655"/>
+            <w:tcW w:type="dxa" w:w="733"/>
             <w:tcBorders>
               <w:top w:val="single" w:color="000000" w:sz="4"/>
               <w:left w:val="single" w:color="000000" w:sz="4"/>
@@ -16499,7 +16499,7 @@
         </w:tc>
         <w:tc>
           <w:tcPr>
-            <w:tcW w:type="dxa" w:w="1402"/>
+            <w:tcW w:type="dxa" w:w="1107"/>
             <w:tcBorders>
               <w:top w:val="single" w:color="000000" w:sz="4"/>
               <w:left w:val="single" w:color="000000" w:sz="4"/>
@@ -16535,7 +16535,7 @@
         </w:tc>
         <w:tc>
           <w:tcPr>
-            <w:tcW w:type="dxa" w:w="1456"/>
+            <w:tcW w:type="dxa" w:w="1211"/>
             <w:tcBorders>
               <w:top w:val="single" w:color="000000" w:sz="4"/>
               <w:left w:val="single" w:color="000000" w:sz="4"/>
@@ -16577,7 +16577,7 @@
         </w:trPr>
         <w:tc>
           <w:tcPr>
-            <w:tcW w:type="dxa" w:w="1506"/>
+            <w:tcW w:type="dxa" w:w="1305"/>
             <w:tcBorders>
               <w:top w:val="single" w:color="000000" w:sz="4"/>
               <w:left w:val="single" w:color="000000" w:sz="4"/>
@@ -16613,7 +16613,7 @@
         </w:tc>
         <w:tc>
           <w:tcPr>
-            <w:tcW w:type="dxa" w:w="1249"/>
+            <w:tcW w:type="dxa" w:w="1668"/>
             <w:tcBorders>
               <w:top w:val="single" w:color="000000" w:sz="4"/>
               <w:left w:val="single" w:color="000000" w:sz="4"/>
@@ -16650,7 +16650,7 @@
         </w:tc>
         <w:tc>
           <w:tcPr>
-            <w:tcW w:type="dxa" w:w="853"/>
+            <w:tcW w:type="dxa" w:w="942"/>
             <w:tcBorders>
               <w:top w:val="single" w:color="000000" w:sz="4"/>
               <w:left w:val="single" w:color="000000" w:sz="4"/>
@@ -16686,7 +16686,7 @@
         </w:tc>
         <w:tc>
           <w:tcPr>
-            <w:tcW w:type="dxa" w:w="655"/>
+            <w:tcW w:type="dxa" w:w="713"/>
             <w:tcBorders>
               <w:top w:val="single" w:color="000000" w:sz="4"/>
               <w:left w:val="single" w:color="000000" w:sz="4"/>
@@ -16722,7 +16722,7 @@
         </w:tc>
         <w:tc>
           <w:tcPr>
-            <w:tcW w:type="dxa" w:w="1249"/>
+            <w:tcW w:type="dxa" w:w="1346"/>
             <w:tcBorders>
               <w:top w:val="single" w:color="000000" w:sz="4"/>
               <w:left w:val="single" w:color="000000" w:sz="4"/>
@@ -16758,7 +16758,7 @@
         </w:tc>
         <w:tc>
           <w:tcPr>
-            <w:tcW w:type="dxa" w:w="655"/>
+            <w:tcW w:type="dxa" w:w="733"/>
             <w:tcBorders>
               <w:top w:val="single" w:color="000000" w:sz="4"/>
               <w:left w:val="single" w:color="000000" w:sz="4"/>
@@ -16794,7 +16794,7 @@
         </w:tc>
         <w:tc>
           <w:tcPr>
-            <w:tcW w:type="dxa" w:w="1402"/>
+            <w:tcW w:type="dxa" w:w="1107"/>
             <w:tcBorders>
               <w:top w:val="single" w:color="000000" w:sz="4"/>
               <w:left w:val="single" w:color="000000" w:sz="4"/>
@@ -16830,7 +16830,7 @@
         </w:tc>
         <w:tc>
           <w:tcPr>
-            <w:tcW w:type="dxa" w:w="1456"/>
+            <w:tcW w:type="dxa" w:w="1211"/>
             <w:tcBorders>
               <w:top w:val="single" w:color="000000" w:sz="4"/>
               <w:left w:val="single" w:color="000000" w:sz="4"/>
@@ -16872,7 +16872,7 @@
         </w:trPr>
         <w:tc>
           <w:tcPr>
-            <w:tcW w:type="dxa" w:w="1506"/>
+            <w:tcW w:type="dxa" w:w="1305"/>
             <w:tcBorders>
               <w:top w:val="single" w:color="000000" w:sz="4"/>
               <w:left w:val="single" w:color="000000" w:sz="4"/>
@@ -16908,7 +16908,7 @@
         </w:tc>
         <w:tc>
           <w:tcPr>
-            <w:tcW w:type="dxa" w:w="1249"/>
+            <w:tcW w:type="dxa" w:w="1668"/>
             <w:tcBorders>
               <w:top w:val="single" w:color="000000" w:sz="4"/>
               <w:left w:val="single" w:color="000000" w:sz="4"/>
@@ -16945,7 +16945,7 @@
         </w:tc>
         <w:tc>
           <w:tcPr>
-            <w:tcW w:type="dxa" w:w="853"/>
+            <w:tcW w:type="dxa" w:w="942"/>
             <w:tcBorders>
               <w:top w:val="single" w:color="000000" w:sz="4"/>
               <w:left w:val="single" w:color="000000" w:sz="4"/>
@@ -16981,7 +16981,7 @@
         </w:tc>
         <w:tc>
           <w:tcPr>
-            <w:tcW w:type="dxa" w:w="655"/>
+            <w:tcW w:type="dxa" w:w="713"/>
             <w:tcBorders>
               <w:top w:val="single" w:color="000000" w:sz="4"/>
               <w:left w:val="single" w:color="000000" w:sz="4"/>
@@ -17017,7 +17017,7 @@
         </w:tc>
         <w:tc>
           <w:tcPr>
-            <w:tcW w:type="dxa" w:w="1249"/>
+            <w:tcW w:type="dxa" w:w="1346"/>
             <w:tcBorders>
               <w:top w:val="single" w:color="000000" w:sz="4"/>
               <w:left w:val="single" w:color="000000" w:sz="4"/>
@@ -17053,7 +17053,7 @@
         </w:tc>
         <w:tc>
           <w:tcPr>
-            <w:tcW w:type="dxa" w:w="655"/>
+            <w:tcW w:type="dxa" w:w="733"/>
             <w:tcBorders>
               <w:top w:val="single" w:color="000000" w:sz="4"/>
               <w:left w:val="single" w:color="000000" w:sz="4"/>
@@ -17089,7 +17089,7 @@
         </w:tc>
         <w:tc>
           <w:tcPr>
-            <w:tcW w:type="dxa" w:w="1402"/>
+            <w:tcW w:type="dxa" w:w="1107"/>
             <w:tcBorders>
               <w:top w:val="single" w:color="000000" w:sz="4"/>
               <w:left w:val="single" w:color="000000" w:sz="4"/>
@@ -17125,7 +17125,7 @@
         </w:tc>
         <w:tc>
           <w:tcPr>
-            <w:tcW w:type="dxa" w:w="1456"/>
+            <w:tcW w:type="dxa" w:w="1211"/>
             <w:tcBorders>
               <w:top w:val="single" w:color="000000" w:sz="4"/>
               <w:left w:val="single" w:color="000000" w:sz="4"/>
@@ -17430,13 +17430,13 @@
         <w:tblLayout w:type="autofit"/>
       </w:tblPr>
       <w:tblGrid>
-        <w:gridCol w:w="2082"/>
-        <w:gridCol w:w="1157"/>
-        <w:gridCol w:w="1157"/>
-        <w:gridCol w:w="1157"/>
-        <w:gridCol w:w="1157"/>
-        <w:gridCol w:w="1157"/>
-        <w:gridCol w:w="1158"/>
+        <w:gridCol w:w="3577"/>
+        <w:gridCol w:w="772"/>
+        <w:gridCol w:w="1059"/>
+        <w:gridCol w:w="915"/>
+        <w:gridCol w:w="630"/>
+        <w:gridCol w:w="1300"/>
+        <w:gridCol w:w="772"/>
       </w:tblGrid>
       <w:tr>
         <w:trPr>
@@ -17445,7 +17445,7 @@
         </w:trPr>
         <w:tc>
           <w:tcPr>
-            <w:tcW w:type="dxa" w:w="2082"/>
+            <w:tcW w:type="dxa" w:w="3577"/>
             <w:tcBorders>
               <w:top w:val="single" w:color="000000" w:sz="4"/>
               <w:left w:val="single" w:color="000000" w:sz="4"/>
@@ -17482,7 +17482,7 @@
         </w:tc>
         <w:tc>
           <w:tcPr>
-            <w:tcW w:type="dxa" w:w="1157"/>
+            <w:tcW w:type="dxa" w:w="772"/>
             <w:tcBorders>
               <w:top w:val="single" w:color="000000" w:sz="4"/>
               <w:left w:val="single" w:color="000000" w:sz="4"/>
@@ -17519,7 +17519,7 @@
         </w:tc>
         <w:tc>
           <w:tcPr>
-            <w:tcW w:type="dxa" w:w="1157"/>
+            <w:tcW w:type="dxa" w:w="1059"/>
             <w:tcBorders>
               <w:top w:val="single" w:color="000000" w:sz="4"/>
               <w:left w:val="single" w:color="000000" w:sz="4"/>
@@ -17556,7 +17556,7 @@
         </w:tc>
         <w:tc>
           <w:tcPr>
-            <w:tcW w:type="dxa" w:w="1157"/>
+            <w:tcW w:type="dxa" w:w="915"/>
             <w:tcBorders>
               <w:top w:val="single" w:color="000000" w:sz="4"/>
               <w:left w:val="single" w:color="000000" w:sz="4"/>
@@ -17593,7 +17593,7 @@
         </w:tc>
         <w:tc>
           <w:tcPr>
-            <w:tcW w:type="dxa" w:w="1157"/>
+            <w:tcW w:type="dxa" w:w="630"/>
             <w:tcBorders>
               <w:top w:val="single" w:color="000000" w:sz="4"/>
               <w:left w:val="single" w:color="000000" w:sz="4"/>
@@ -17630,7 +17630,7 @@
         </w:tc>
         <w:tc>
           <w:tcPr>
-            <w:tcW w:type="dxa" w:w="1157"/>
+            <w:tcW w:type="dxa" w:w="1300"/>
             <w:tcBorders>
               <w:top w:val="single" w:color="000000" w:sz="4"/>
               <w:left w:val="single" w:color="000000" w:sz="4"/>
@@ -17667,7 +17667,7 @@
         </w:tc>
         <w:tc>
           <w:tcPr>
-            <w:tcW w:type="dxa" w:w="1158"/>
+            <w:tcW w:type="dxa" w:w="772"/>
             <w:tcBorders>
               <w:top w:val="single" w:color="000000" w:sz="4"/>
               <w:left w:val="single" w:color="000000" w:sz="4"/>
@@ -17710,7 +17710,7 @@
         </w:trPr>
         <w:tc>
           <w:tcPr>
-            <w:tcW w:type="dxa" w:w="2082"/>
+            <w:tcW w:type="dxa" w:w="3577"/>
             <w:tcBorders>
               <w:top w:val="single" w:color="000000" w:sz="4"/>
               <w:left w:val="single" w:color="000000" w:sz="4"/>
@@ -17746,7 +17746,7 @@
         </w:tc>
         <w:tc>
           <w:tcPr>
-            <w:tcW w:type="dxa" w:w="1157"/>
+            <w:tcW w:type="dxa" w:w="772"/>
             <w:tcBorders>
               <w:top w:val="single" w:color="000000" w:sz="4"/>
               <w:left w:val="single" w:color="000000" w:sz="4"/>
@@ -17782,103 +17782,103 @@
         </w:tc>
         <w:tc>
           <w:tcPr>
-            <w:tcW w:type="dxa" w:w="1157"/>
-            <w:tcBorders>
-              <w:top w:val="single" w:color="000000" w:sz="4"/>
-              <w:left w:val="single" w:color="000000" w:sz="4"/>
-              <w:bottom w:val="single" w:color="000000" w:sz="4"/>
-              <w:right w:val="single" w:color="000000" w:sz="4"/>
-            </w:tcBorders>
-            <w:tcMar>
-              <w:top w:type="dxa" w:w="30"/>
-              <w:left w:type="dxa" w:w="70"/>
-              <w:bottom w:type="dxa" w:w="30"/>
-              <w:right w:type="dxa" w:w="70"/>
-            </w:tcMar>
-            <w:vAlign w:val="center"/>
-          </w:tcPr>
-          <w:p>
-            <w:pPr>
-              <w:spacing w:after="0" w:before="0" w:line="240" w:lineRule="auto"/>
-              <w:jc w:val="left"/>
-            </w:pPr>
-          </w:p>
-        </w:tc>
-        <w:tc>
-          <w:tcPr>
-            <w:tcW w:type="dxa" w:w="1157"/>
-            <w:tcBorders>
-              <w:top w:val="single" w:color="000000" w:sz="4"/>
-              <w:left w:val="single" w:color="000000" w:sz="4"/>
-              <w:bottom w:val="single" w:color="000000" w:sz="4"/>
-              <w:right w:val="single" w:color="000000" w:sz="4"/>
-            </w:tcBorders>
-            <w:tcMar>
-              <w:top w:type="dxa" w:w="30"/>
-              <w:left w:type="dxa" w:w="70"/>
-              <w:bottom w:type="dxa" w:w="30"/>
-              <w:right w:type="dxa" w:w="70"/>
-            </w:tcMar>
-            <w:vAlign w:val="center"/>
-          </w:tcPr>
-          <w:p>
-            <w:pPr>
-              <w:spacing w:after="0" w:before="0" w:line="240" w:lineRule="auto"/>
-              <w:jc w:val="left"/>
-            </w:pPr>
-          </w:p>
-        </w:tc>
-        <w:tc>
-          <w:tcPr>
-            <w:tcW w:type="dxa" w:w="1157"/>
-            <w:tcBorders>
-              <w:top w:val="single" w:color="000000" w:sz="4"/>
-              <w:left w:val="single" w:color="000000" w:sz="4"/>
-              <w:bottom w:val="single" w:color="000000" w:sz="4"/>
-              <w:right w:val="single" w:color="000000" w:sz="4"/>
-            </w:tcBorders>
-            <w:tcMar>
-              <w:top w:type="dxa" w:w="30"/>
-              <w:left w:type="dxa" w:w="70"/>
-              <w:bottom w:type="dxa" w:w="30"/>
-              <w:right w:type="dxa" w:w="70"/>
-            </w:tcMar>
-            <w:vAlign w:val="center"/>
-          </w:tcPr>
-          <w:p>
-            <w:pPr>
-              <w:spacing w:after="0" w:before="0" w:line="240" w:lineRule="auto"/>
-              <w:jc w:val="left"/>
-            </w:pPr>
-          </w:p>
-        </w:tc>
-        <w:tc>
-          <w:tcPr>
-            <w:tcW w:type="dxa" w:w="1157"/>
-            <w:tcBorders>
-              <w:top w:val="single" w:color="000000" w:sz="4"/>
-              <w:left w:val="single" w:color="000000" w:sz="4"/>
-              <w:bottom w:val="single" w:color="000000" w:sz="4"/>
-              <w:right w:val="single" w:color="000000" w:sz="4"/>
-            </w:tcBorders>
-            <w:tcMar>
-              <w:top w:type="dxa" w:w="30"/>
-              <w:left w:type="dxa" w:w="70"/>
-              <w:bottom w:type="dxa" w:w="30"/>
-              <w:right w:type="dxa" w:w="70"/>
-            </w:tcMar>
-            <w:vAlign w:val="center"/>
-          </w:tcPr>
-          <w:p>
-            <w:pPr>
-              <w:spacing w:after="0" w:before="0" w:line="240" w:lineRule="auto"/>
-              <w:jc w:val="left"/>
-            </w:pPr>
-          </w:p>
-        </w:tc>
-        <w:tc>
-          <w:tcPr>
-            <w:tcW w:type="dxa" w:w="1158"/>
+            <w:tcW w:type="dxa" w:w="1059"/>
+            <w:tcBorders>
+              <w:top w:val="single" w:color="000000" w:sz="4"/>
+              <w:left w:val="single" w:color="000000" w:sz="4"/>
+              <w:bottom w:val="single" w:color="000000" w:sz="4"/>
+              <w:right w:val="single" w:color="000000" w:sz="4"/>
+            </w:tcBorders>
+            <w:tcMar>
+              <w:top w:type="dxa" w:w="30"/>
+              <w:left w:type="dxa" w:w="70"/>
+              <w:bottom w:type="dxa" w:w="30"/>
+              <w:right w:type="dxa" w:w="70"/>
+            </w:tcMar>
+            <w:vAlign w:val="center"/>
+          </w:tcPr>
+          <w:p>
+            <w:pPr>
+              <w:spacing w:after="0" w:before="0" w:line="240" w:lineRule="auto"/>
+              <w:jc w:val="left"/>
+            </w:pPr>
+          </w:p>
+        </w:tc>
+        <w:tc>
+          <w:tcPr>
+            <w:tcW w:type="dxa" w:w="915"/>
+            <w:tcBorders>
+              <w:top w:val="single" w:color="000000" w:sz="4"/>
+              <w:left w:val="single" w:color="000000" w:sz="4"/>
+              <w:bottom w:val="single" w:color="000000" w:sz="4"/>
+              <w:right w:val="single" w:color="000000" w:sz="4"/>
+            </w:tcBorders>
+            <w:tcMar>
+              <w:top w:type="dxa" w:w="30"/>
+              <w:left w:type="dxa" w:w="70"/>
+              <w:bottom w:type="dxa" w:w="30"/>
+              <w:right w:type="dxa" w:w="70"/>
+            </w:tcMar>
+            <w:vAlign w:val="center"/>
+          </w:tcPr>
+          <w:p>
+            <w:pPr>
+              <w:spacing w:after="0" w:before="0" w:line="240" w:lineRule="auto"/>
+              <w:jc w:val="left"/>
+            </w:pPr>
+          </w:p>
+        </w:tc>
+        <w:tc>
+          <w:tcPr>
+            <w:tcW w:type="dxa" w:w="630"/>
+            <w:tcBorders>
+              <w:top w:val="single" w:color="000000" w:sz="4"/>
+              <w:left w:val="single" w:color="000000" w:sz="4"/>
+              <w:bottom w:val="single" w:color="000000" w:sz="4"/>
+              <w:right w:val="single" w:color="000000" w:sz="4"/>
+            </w:tcBorders>
+            <w:tcMar>
+              <w:top w:type="dxa" w:w="30"/>
+              <w:left w:type="dxa" w:w="70"/>
+              <w:bottom w:type="dxa" w:w="30"/>
+              <w:right w:type="dxa" w:w="70"/>
+            </w:tcMar>
+            <w:vAlign w:val="center"/>
+          </w:tcPr>
+          <w:p>
+            <w:pPr>
+              <w:spacing w:after="0" w:before="0" w:line="240" w:lineRule="auto"/>
+              <w:jc w:val="left"/>
+            </w:pPr>
+          </w:p>
+        </w:tc>
+        <w:tc>
+          <w:tcPr>
+            <w:tcW w:type="dxa" w:w="1300"/>
+            <w:tcBorders>
+              <w:top w:val="single" w:color="000000" w:sz="4"/>
+              <w:left w:val="single" w:color="000000" w:sz="4"/>
+              <w:bottom w:val="single" w:color="000000" w:sz="4"/>
+              <w:right w:val="single" w:color="000000" w:sz="4"/>
+            </w:tcBorders>
+            <w:tcMar>
+              <w:top w:type="dxa" w:w="30"/>
+              <w:left w:type="dxa" w:w="70"/>
+              <w:bottom w:type="dxa" w:w="30"/>
+              <w:right w:type="dxa" w:w="70"/>
+            </w:tcMar>
+            <w:vAlign w:val="center"/>
+          </w:tcPr>
+          <w:p>
+            <w:pPr>
+              <w:spacing w:after="0" w:before="0" w:line="240" w:lineRule="auto"/>
+              <w:jc w:val="left"/>
+            </w:pPr>
+          </w:p>
+        </w:tc>
+        <w:tc>
+          <w:tcPr>
+            <w:tcW w:type="dxa" w:w="772"/>
             <w:tcBorders>
               <w:top w:val="single" w:color="000000" w:sz="4"/>
               <w:left w:val="single" w:color="000000" w:sz="4"/>
@@ -17908,7 +17908,7 @@
         </w:trPr>
         <w:tc>
           <w:tcPr>
-            <w:tcW w:type="dxa" w:w="2082"/>
+            <w:tcW w:type="dxa" w:w="3577"/>
             <w:tcBorders>
               <w:top w:val="single" w:color="000000" w:sz="4"/>
               <w:left w:val="single" w:color="000000" w:sz="4"/>
@@ -17944,127 +17944,127 @@
         </w:tc>
         <w:tc>
           <w:tcPr>
-            <w:tcW w:type="dxa" w:w="1157"/>
-            <w:tcBorders>
-              <w:top w:val="single" w:color="000000" w:sz="4"/>
-              <w:left w:val="single" w:color="000000" w:sz="4"/>
-              <w:bottom w:val="single" w:color="000000" w:sz="4"/>
-              <w:right w:val="single" w:color="000000" w:sz="4"/>
-            </w:tcBorders>
-            <w:tcMar>
-              <w:top w:type="dxa" w:w="30"/>
-              <w:left w:type="dxa" w:w="70"/>
-              <w:bottom w:type="dxa" w:w="30"/>
-              <w:right w:type="dxa" w:w="70"/>
-            </w:tcMar>
-            <w:vAlign w:val="center"/>
-          </w:tcPr>
-          <w:p>
-            <w:pPr>
-              <w:spacing w:after="0" w:before="0" w:line="240" w:lineRule="auto"/>
-              <w:jc w:val="left"/>
-            </w:pPr>
-          </w:p>
-        </w:tc>
-        <w:tc>
-          <w:tcPr>
-            <w:tcW w:type="dxa" w:w="1157"/>
-            <w:tcBorders>
-              <w:top w:val="single" w:color="000000" w:sz="4"/>
-              <w:left w:val="single" w:color="000000" w:sz="4"/>
-              <w:bottom w:val="single" w:color="000000" w:sz="4"/>
-              <w:right w:val="single" w:color="000000" w:sz="4"/>
-            </w:tcBorders>
-            <w:tcMar>
-              <w:top w:type="dxa" w:w="30"/>
-              <w:left w:type="dxa" w:w="70"/>
-              <w:bottom w:type="dxa" w:w="30"/>
-              <w:right w:type="dxa" w:w="70"/>
-            </w:tcMar>
-            <w:vAlign w:val="center"/>
-          </w:tcPr>
-          <w:p>
-            <w:pPr>
-              <w:spacing w:after="0" w:before="0" w:line="240" w:lineRule="auto"/>
-              <w:jc w:val="left"/>
-            </w:pPr>
-          </w:p>
-        </w:tc>
-        <w:tc>
-          <w:tcPr>
-            <w:tcW w:type="dxa" w:w="1157"/>
-            <w:tcBorders>
-              <w:top w:val="single" w:color="000000" w:sz="4"/>
-              <w:left w:val="single" w:color="000000" w:sz="4"/>
-              <w:bottom w:val="single" w:color="000000" w:sz="4"/>
-              <w:right w:val="single" w:color="000000" w:sz="4"/>
-            </w:tcBorders>
-            <w:tcMar>
-              <w:top w:type="dxa" w:w="30"/>
-              <w:left w:type="dxa" w:w="70"/>
-              <w:bottom w:type="dxa" w:w="30"/>
-              <w:right w:type="dxa" w:w="70"/>
-            </w:tcMar>
-            <w:vAlign w:val="center"/>
-          </w:tcPr>
-          <w:p>
-            <w:pPr>
-              <w:spacing w:after="0" w:before="0" w:line="240" w:lineRule="auto"/>
-              <w:jc w:val="left"/>
-            </w:pPr>
-          </w:p>
-        </w:tc>
-        <w:tc>
-          <w:tcPr>
-            <w:tcW w:type="dxa" w:w="1157"/>
-            <w:tcBorders>
-              <w:top w:val="single" w:color="000000" w:sz="4"/>
-              <w:left w:val="single" w:color="000000" w:sz="4"/>
-              <w:bottom w:val="single" w:color="000000" w:sz="4"/>
-              <w:right w:val="single" w:color="000000" w:sz="4"/>
-            </w:tcBorders>
-            <w:tcMar>
-              <w:top w:type="dxa" w:w="30"/>
-              <w:left w:type="dxa" w:w="70"/>
-              <w:bottom w:type="dxa" w:w="30"/>
-              <w:right w:type="dxa" w:w="70"/>
-            </w:tcMar>
-            <w:vAlign w:val="center"/>
-          </w:tcPr>
-          <w:p>
-            <w:pPr>
-              <w:spacing w:after="0" w:before="0" w:line="240" w:lineRule="auto"/>
-              <w:jc w:val="left"/>
-            </w:pPr>
-          </w:p>
-        </w:tc>
-        <w:tc>
-          <w:tcPr>
-            <w:tcW w:type="dxa" w:w="1157"/>
-            <w:tcBorders>
-              <w:top w:val="single" w:color="000000" w:sz="4"/>
-              <w:left w:val="single" w:color="000000" w:sz="4"/>
-              <w:bottom w:val="single" w:color="000000" w:sz="4"/>
-              <w:right w:val="single" w:color="000000" w:sz="4"/>
-            </w:tcBorders>
-            <w:tcMar>
-              <w:top w:type="dxa" w:w="30"/>
-              <w:left w:type="dxa" w:w="70"/>
-              <w:bottom w:type="dxa" w:w="30"/>
-              <w:right w:type="dxa" w:w="70"/>
-            </w:tcMar>
-            <w:vAlign w:val="center"/>
-          </w:tcPr>
-          <w:p>
-            <w:pPr>
-              <w:spacing w:after="0" w:before="0" w:line="240" w:lineRule="auto"/>
-              <w:jc w:val="left"/>
-            </w:pPr>
-          </w:p>
-        </w:tc>
-        <w:tc>
-          <w:tcPr>
-            <w:tcW w:type="dxa" w:w="1158"/>
+            <w:tcW w:type="dxa" w:w="772"/>
+            <w:tcBorders>
+              <w:top w:val="single" w:color="000000" w:sz="4"/>
+              <w:left w:val="single" w:color="000000" w:sz="4"/>
+              <w:bottom w:val="single" w:color="000000" w:sz="4"/>
+              <w:right w:val="single" w:color="000000" w:sz="4"/>
+            </w:tcBorders>
+            <w:tcMar>
+              <w:top w:type="dxa" w:w="30"/>
+              <w:left w:type="dxa" w:w="70"/>
+              <w:bottom w:type="dxa" w:w="30"/>
+              <w:right w:type="dxa" w:w="70"/>
+            </w:tcMar>
+            <w:vAlign w:val="center"/>
+          </w:tcPr>
+          <w:p>
+            <w:pPr>
+              <w:spacing w:after="0" w:before="0" w:line="240" w:lineRule="auto"/>
+              <w:jc w:val="left"/>
+            </w:pPr>
+          </w:p>
+        </w:tc>
+        <w:tc>
+          <w:tcPr>
+            <w:tcW w:type="dxa" w:w="1059"/>
+            <w:tcBorders>
+              <w:top w:val="single" w:color="000000" w:sz="4"/>
+              <w:left w:val="single" w:color="000000" w:sz="4"/>
+              <w:bottom w:val="single" w:color="000000" w:sz="4"/>
+              <w:right w:val="single" w:color="000000" w:sz="4"/>
+            </w:tcBorders>
+            <w:tcMar>
+              <w:top w:type="dxa" w:w="30"/>
+              <w:left w:type="dxa" w:w="70"/>
+              <w:bottom w:type="dxa" w:w="30"/>
+              <w:right w:type="dxa" w:w="70"/>
+            </w:tcMar>
+            <w:vAlign w:val="center"/>
+          </w:tcPr>
+          <w:p>
+            <w:pPr>
+              <w:spacing w:after="0" w:before="0" w:line="240" w:lineRule="auto"/>
+              <w:jc w:val="left"/>
+            </w:pPr>
+          </w:p>
+        </w:tc>
+        <w:tc>
+          <w:tcPr>
+            <w:tcW w:type="dxa" w:w="915"/>
+            <w:tcBorders>
+              <w:top w:val="single" w:color="000000" w:sz="4"/>
+              <w:left w:val="single" w:color="000000" w:sz="4"/>
+              <w:bottom w:val="single" w:color="000000" w:sz="4"/>
+              <w:right w:val="single" w:color="000000" w:sz="4"/>
+            </w:tcBorders>
+            <w:tcMar>
+              <w:top w:type="dxa" w:w="30"/>
+              <w:left w:type="dxa" w:w="70"/>
+              <w:bottom w:type="dxa" w:w="30"/>
+              <w:right w:type="dxa" w:w="70"/>
+            </w:tcMar>
+            <w:vAlign w:val="center"/>
+          </w:tcPr>
+          <w:p>
+            <w:pPr>
+              <w:spacing w:after="0" w:before="0" w:line="240" w:lineRule="auto"/>
+              <w:jc w:val="left"/>
+            </w:pPr>
+          </w:p>
+        </w:tc>
+        <w:tc>
+          <w:tcPr>
+            <w:tcW w:type="dxa" w:w="630"/>
+            <w:tcBorders>
+              <w:top w:val="single" w:color="000000" w:sz="4"/>
+              <w:left w:val="single" w:color="000000" w:sz="4"/>
+              <w:bottom w:val="single" w:color="000000" w:sz="4"/>
+              <w:right w:val="single" w:color="000000" w:sz="4"/>
+            </w:tcBorders>
+            <w:tcMar>
+              <w:top w:type="dxa" w:w="30"/>
+              <w:left w:type="dxa" w:w="70"/>
+              <w:bottom w:type="dxa" w:w="30"/>
+              <w:right w:type="dxa" w:w="70"/>
+            </w:tcMar>
+            <w:vAlign w:val="center"/>
+          </w:tcPr>
+          <w:p>
+            <w:pPr>
+              <w:spacing w:after="0" w:before="0" w:line="240" w:lineRule="auto"/>
+              <w:jc w:val="left"/>
+            </w:pPr>
+          </w:p>
+        </w:tc>
+        <w:tc>
+          <w:tcPr>
+            <w:tcW w:type="dxa" w:w="1300"/>
+            <w:tcBorders>
+              <w:top w:val="single" w:color="000000" w:sz="4"/>
+              <w:left w:val="single" w:color="000000" w:sz="4"/>
+              <w:bottom w:val="single" w:color="000000" w:sz="4"/>
+              <w:right w:val="single" w:color="000000" w:sz="4"/>
+            </w:tcBorders>
+            <w:tcMar>
+              <w:top w:type="dxa" w:w="30"/>
+              <w:left w:type="dxa" w:w="70"/>
+              <w:bottom w:type="dxa" w:w="30"/>
+              <w:right w:type="dxa" w:w="70"/>
+            </w:tcMar>
+            <w:vAlign w:val="center"/>
+          </w:tcPr>
+          <w:p>
+            <w:pPr>
+              <w:spacing w:after="0" w:before="0" w:line="240" w:lineRule="auto"/>
+              <w:jc w:val="left"/>
+            </w:pPr>
+          </w:p>
+        </w:tc>
+        <w:tc>
+          <w:tcPr>
+            <w:tcW w:type="dxa" w:w="772"/>
             <w:tcBorders>
               <w:top w:val="single" w:color="000000" w:sz="4"/>
               <w:left w:val="single" w:color="000000" w:sz="4"/>
@@ -18094,7 +18094,7 @@
         </w:trPr>
         <w:tc>
           <w:tcPr>
-            <w:tcW w:type="dxa" w:w="2082"/>
+            <w:tcW w:type="dxa" w:w="3577"/>
             <w:tcBorders>
               <w:top w:val="single" w:color="000000" w:sz="4"/>
               <w:left w:val="single" w:color="000000" w:sz="4"/>
@@ -18130,127 +18130,127 @@
         </w:tc>
         <w:tc>
           <w:tcPr>
-            <w:tcW w:type="dxa" w:w="1157"/>
-            <w:tcBorders>
-              <w:top w:val="single" w:color="000000" w:sz="4"/>
-              <w:left w:val="single" w:color="000000" w:sz="4"/>
-              <w:bottom w:val="single" w:color="000000" w:sz="4"/>
-              <w:right w:val="single" w:color="000000" w:sz="4"/>
-            </w:tcBorders>
-            <w:tcMar>
-              <w:top w:type="dxa" w:w="30"/>
-              <w:left w:type="dxa" w:w="70"/>
-              <w:bottom w:type="dxa" w:w="30"/>
-              <w:right w:type="dxa" w:w="70"/>
-            </w:tcMar>
-            <w:vAlign w:val="center"/>
-          </w:tcPr>
-          <w:p>
-            <w:pPr>
-              <w:spacing w:after="0" w:before="0" w:line="240" w:lineRule="auto"/>
-              <w:jc w:val="left"/>
-            </w:pPr>
-          </w:p>
-        </w:tc>
-        <w:tc>
-          <w:tcPr>
-            <w:tcW w:type="dxa" w:w="1157"/>
-            <w:tcBorders>
-              <w:top w:val="single" w:color="000000" w:sz="4"/>
-              <w:left w:val="single" w:color="000000" w:sz="4"/>
-              <w:bottom w:val="single" w:color="000000" w:sz="4"/>
-              <w:right w:val="single" w:color="000000" w:sz="4"/>
-            </w:tcBorders>
-            <w:tcMar>
-              <w:top w:type="dxa" w:w="30"/>
-              <w:left w:type="dxa" w:w="70"/>
-              <w:bottom w:type="dxa" w:w="30"/>
-              <w:right w:type="dxa" w:w="70"/>
-            </w:tcMar>
-            <w:vAlign w:val="center"/>
-          </w:tcPr>
-          <w:p>
-            <w:pPr>
-              <w:spacing w:after="0" w:before="0" w:line="240" w:lineRule="auto"/>
-              <w:jc w:val="left"/>
-            </w:pPr>
-          </w:p>
-        </w:tc>
-        <w:tc>
-          <w:tcPr>
-            <w:tcW w:type="dxa" w:w="1157"/>
-            <w:tcBorders>
-              <w:top w:val="single" w:color="000000" w:sz="4"/>
-              <w:left w:val="single" w:color="000000" w:sz="4"/>
-              <w:bottom w:val="single" w:color="000000" w:sz="4"/>
-              <w:right w:val="single" w:color="000000" w:sz="4"/>
-            </w:tcBorders>
-            <w:tcMar>
-              <w:top w:type="dxa" w:w="30"/>
-              <w:left w:type="dxa" w:w="70"/>
-              <w:bottom w:type="dxa" w:w="30"/>
-              <w:right w:type="dxa" w:w="70"/>
-            </w:tcMar>
-            <w:vAlign w:val="center"/>
-          </w:tcPr>
-          <w:p>
-            <w:pPr>
-              <w:spacing w:after="0" w:before="0" w:line="240" w:lineRule="auto"/>
-              <w:jc w:val="left"/>
-            </w:pPr>
-          </w:p>
-        </w:tc>
-        <w:tc>
-          <w:tcPr>
-            <w:tcW w:type="dxa" w:w="1157"/>
-            <w:tcBorders>
-              <w:top w:val="single" w:color="000000" w:sz="4"/>
-              <w:left w:val="single" w:color="000000" w:sz="4"/>
-              <w:bottom w:val="single" w:color="000000" w:sz="4"/>
-              <w:right w:val="single" w:color="000000" w:sz="4"/>
-            </w:tcBorders>
-            <w:tcMar>
-              <w:top w:type="dxa" w:w="30"/>
-              <w:left w:type="dxa" w:w="70"/>
-              <w:bottom w:type="dxa" w:w="30"/>
-              <w:right w:type="dxa" w:w="70"/>
-            </w:tcMar>
-            <w:vAlign w:val="center"/>
-          </w:tcPr>
-          <w:p>
-            <w:pPr>
-              <w:spacing w:after="0" w:before="0" w:line="240" w:lineRule="auto"/>
-              <w:jc w:val="left"/>
-            </w:pPr>
-          </w:p>
-        </w:tc>
-        <w:tc>
-          <w:tcPr>
-            <w:tcW w:type="dxa" w:w="1157"/>
-            <w:tcBorders>
-              <w:top w:val="single" w:color="000000" w:sz="4"/>
-              <w:left w:val="single" w:color="000000" w:sz="4"/>
-              <w:bottom w:val="single" w:color="000000" w:sz="4"/>
-              <w:right w:val="single" w:color="000000" w:sz="4"/>
-            </w:tcBorders>
-            <w:tcMar>
-              <w:top w:type="dxa" w:w="30"/>
-              <w:left w:type="dxa" w:w="70"/>
-              <w:bottom w:type="dxa" w:w="30"/>
-              <w:right w:type="dxa" w:w="70"/>
-            </w:tcMar>
-            <w:vAlign w:val="center"/>
-          </w:tcPr>
-          <w:p>
-            <w:pPr>
-              <w:spacing w:after="0" w:before="0" w:line="240" w:lineRule="auto"/>
-              <w:jc w:val="left"/>
-            </w:pPr>
-          </w:p>
-        </w:tc>
-        <w:tc>
-          <w:tcPr>
-            <w:tcW w:type="dxa" w:w="1158"/>
+            <w:tcW w:type="dxa" w:w="772"/>
+            <w:tcBorders>
+              <w:top w:val="single" w:color="000000" w:sz="4"/>
+              <w:left w:val="single" w:color="000000" w:sz="4"/>
+              <w:bottom w:val="single" w:color="000000" w:sz="4"/>
+              <w:right w:val="single" w:color="000000" w:sz="4"/>
+            </w:tcBorders>
+            <w:tcMar>
+              <w:top w:type="dxa" w:w="30"/>
+              <w:left w:type="dxa" w:w="70"/>
+              <w:bottom w:type="dxa" w:w="30"/>
+              <w:right w:type="dxa" w:w="70"/>
+            </w:tcMar>
+            <w:vAlign w:val="center"/>
+          </w:tcPr>
+          <w:p>
+            <w:pPr>
+              <w:spacing w:after="0" w:before="0" w:line="240" w:lineRule="auto"/>
+              <w:jc w:val="left"/>
+            </w:pPr>
+          </w:p>
+        </w:tc>
+        <w:tc>
+          <w:tcPr>
+            <w:tcW w:type="dxa" w:w="1059"/>
+            <w:tcBorders>
+              <w:top w:val="single" w:color="000000" w:sz="4"/>
+              <w:left w:val="single" w:color="000000" w:sz="4"/>
+              <w:bottom w:val="single" w:color="000000" w:sz="4"/>
+              <w:right w:val="single" w:color="000000" w:sz="4"/>
+            </w:tcBorders>
+            <w:tcMar>
+              <w:top w:type="dxa" w:w="30"/>
+              <w:left w:type="dxa" w:w="70"/>
+              <w:bottom w:type="dxa" w:w="30"/>
+              <w:right w:type="dxa" w:w="70"/>
+            </w:tcMar>
+            <w:vAlign w:val="center"/>
+          </w:tcPr>
+          <w:p>
+            <w:pPr>
+              <w:spacing w:after="0" w:before="0" w:line="240" w:lineRule="auto"/>
+              <w:jc w:val="left"/>
+            </w:pPr>
+          </w:p>
+        </w:tc>
+        <w:tc>
+          <w:tcPr>
+            <w:tcW w:type="dxa" w:w="915"/>
+            <w:tcBorders>
+              <w:top w:val="single" w:color="000000" w:sz="4"/>
+              <w:left w:val="single" w:color="000000" w:sz="4"/>
+              <w:bottom w:val="single" w:color="000000" w:sz="4"/>
+              <w:right w:val="single" w:color="000000" w:sz="4"/>
+            </w:tcBorders>
+            <w:tcMar>
+              <w:top w:type="dxa" w:w="30"/>
+              <w:left w:type="dxa" w:w="70"/>
+              <w:bottom w:type="dxa" w:w="30"/>
+              <w:right w:type="dxa" w:w="70"/>
+            </w:tcMar>
+            <w:vAlign w:val="center"/>
+          </w:tcPr>
+          <w:p>
+            <w:pPr>
+              <w:spacing w:after="0" w:before="0" w:line="240" w:lineRule="auto"/>
+              <w:jc w:val="left"/>
+            </w:pPr>
+          </w:p>
+        </w:tc>
+        <w:tc>
+          <w:tcPr>
+            <w:tcW w:type="dxa" w:w="630"/>
+            <w:tcBorders>
+              <w:top w:val="single" w:color="000000" w:sz="4"/>
+              <w:left w:val="single" w:color="000000" w:sz="4"/>
+              <w:bottom w:val="single" w:color="000000" w:sz="4"/>
+              <w:right w:val="single" w:color="000000" w:sz="4"/>
+            </w:tcBorders>
+            <w:tcMar>
+              <w:top w:type="dxa" w:w="30"/>
+              <w:left w:type="dxa" w:w="70"/>
+              <w:bottom w:type="dxa" w:w="30"/>
+              <w:right w:type="dxa" w:w="70"/>
+            </w:tcMar>
+            <w:vAlign w:val="center"/>
+          </w:tcPr>
+          <w:p>
+            <w:pPr>
+              <w:spacing w:after="0" w:before="0" w:line="240" w:lineRule="auto"/>
+              <w:jc w:val="left"/>
+            </w:pPr>
+          </w:p>
+        </w:tc>
+        <w:tc>
+          <w:tcPr>
+            <w:tcW w:type="dxa" w:w="1300"/>
+            <w:tcBorders>
+              <w:top w:val="single" w:color="000000" w:sz="4"/>
+              <w:left w:val="single" w:color="000000" w:sz="4"/>
+              <w:bottom w:val="single" w:color="000000" w:sz="4"/>
+              <w:right w:val="single" w:color="000000" w:sz="4"/>
+            </w:tcBorders>
+            <w:tcMar>
+              <w:top w:type="dxa" w:w="30"/>
+              <w:left w:type="dxa" w:w="70"/>
+              <w:bottom w:type="dxa" w:w="30"/>
+              <w:right w:type="dxa" w:w="70"/>
+            </w:tcMar>
+            <w:vAlign w:val="center"/>
+          </w:tcPr>
+          <w:p>
+            <w:pPr>
+              <w:spacing w:after="0" w:before="0" w:line="240" w:lineRule="auto"/>
+              <w:jc w:val="left"/>
+            </w:pPr>
+          </w:p>
+        </w:tc>
+        <w:tc>
+          <w:tcPr>
+            <w:tcW w:type="dxa" w:w="772"/>
             <w:tcBorders>
               <w:top w:val="single" w:color="000000" w:sz="4"/>
               <w:left w:val="single" w:color="000000" w:sz="4"/>
@@ -18280,7 +18280,7 @@
         </w:trPr>
         <w:tc>
           <w:tcPr>
-            <w:tcW w:type="dxa" w:w="2082"/>
+            <w:tcW w:type="dxa" w:w="3577"/>
             <w:tcBorders>
               <w:top w:val="single" w:color="000000" w:sz="4"/>
               <w:left w:val="single" w:color="000000" w:sz="4"/>
@@ -18316,127 +18316,127 @@
         </w:tc>
         <w:tc>
           <w:tcPr>
-            <w:tcW w:type="dxa" w:w="1157"/>
-            <w:tcBorders>
-              <w:top w:val="single" w:color="000000" w:sz="4"/>
-              <w:left w:val="single" w:color="000000" w:sz="4"/>
-              <w:bottom w:val="single" w:color="000000" w:sz="4"/>
-              <w:right w:val="single" w:color="000000" w:sz="4"/>
-            </w:tcBorders>
-            <w:tcMar>
-              <w:top w:type="dxa" w:w="30"/>
-              <w:left w:type="dxa" w:w="70"/>
-              <w:bottom w:type="dxa" w:w="30"/>
-              <w:right w:type="dxa" w:w="70"/>
-            </w:tcMar>
-            <w:vAlign w:val="center"/>
-          </w:tcPr>
-          <w:p>
-            <w:pPr>
-              <w:spacing w:after="0" w:before="0" w:line="240" w:lineRule="auto"/>
-              <w:jc w:val="left"/>
-            </w:pPr>
-          </w:p>
-        </w:tc>
-        <w:tc>
-          <w:tcPr>
-            <w:tcW w:type="dxa" w:w="1157"/>
-            <w:tcBorders>
-              <w:top w:val="single" w:color="000000" w:sz="4"/>
-              <w:left w:val="single" w:color="000000" w:sz="4"/>
-              <w:bottom w:val="single" w:color="000000" w:sz="4"/>
-              <w:right w:val="single" w:color="000000" w:sz="4"/>
-            </w:tcBorders>
-            <w:tcMar>
-              <w:top w:type="dxa" w:w="30"/>
-              <w:left w:type="dxa" w:w="70"/>
-              <w:bottom w:type="dxa" w:w="30"/>
-              <w:right w:type="dxa" w:w="70"/>
-            </w:tcMar>
-            <w:vAlign w:val="center"/>
-          </w:tcPr>
-          <w:p>
-            <w:pPr>
-              <w:spacing w:after="0" w:before="0" w:line="240" w:lineRule="auto"/>
-              <w:jc w:val="left"/>
-            </w:pPr>
-          </w:p>
-        </w:tc>
-        <w:tc>
-          <w:tcPr>
-            <w:tcW w:type="dxa" w:w="1157"/>
-            <w:tcBorders>
-              <w:top w:val="single" w:color="000000" w:sz="4"/>
-              <w:left w:val="single" w:color="000000" w:sz="4"/>
-              <w:bottom w:val="single" w:color="000000" w:sz="4"/>
-              <w:right w:val="single" w:color="000000" w:sz="4"/>
-            </w:tcBorders>
-            <w:tcMar>
-              <w:top w:type="dxa" w:w="30"/>
-              <w:left w:type="dxa" w:w="70"/>
-              <w:bottom w:type="dxa" w:w="30"/>
-              <w:right w:type="dxa" w:w="70"/>
-            </w:tcMar>
-            <w:vAlign w:val="center"/>
-          </w:tcPr>
-          <w:p>
-            <w:pPr>
-              <w:spacing w:after="0" w:before="0" w:line="240" w:lineRule="auto"/>
-              <w:jc w:val="left"/>
-            </w:pPr>
-          </w:p>
-        </w:tc>
-        <w:tc>
-          <w:tcPr>
-            <w:tcW w:type="dxa" w:w="1157"/>
-            <w:tcBorders>
-              <w:top w:val="single" w:color="000000" w:sz="4"/>
-              <w:left w:val="single" w:color="000000" w:sz="4"/>
-              <w:bottom w:val="single" w:color="000000" w:sz="4"/>
-              <w:right w:val="single" w:color="000000" w:sz="4"/>
-            </w:tcBorders>
-            <w:tcMar>
-              <w:top w:type="dxa" w:w="30"/>
-              <w:left w:type="dxa" w:w="70"/>
-              <w:bottom w:type="dxa" w:w="30"/>
-              <w:right w:type="dxa" w:w="70"/>
-            </w:tcMar>
-            <w:vAlign w:val="center"/>
-          </w:tcPr>
-          <w:p>
-            <w:pPr>
-              <w:spacing w:after="0" w:before="0" w:line="240" w:lineRule="auto"/>
-              <w:jc w:val="left"/>
-            </w:pPr>
-          </w:p>
-        </w:tc>
-        <w:tc>
-          <w:tcPr>
-            <w:tcW w:type="dxa" w:w="1157"/>
-            <w:tcBorders>
-              <w:top w:val="single" w:color="000000" w:sz="4"/>
-              <w:left w:val="single" w:color="000000" w:sz="4"/>
-              <w:bottom w:val="single" w:color="000000" w:sz="4"/>
-              <w:right w:val="single" w:color="000000" w:sz="4"/>
-            </w:tcBorders>
-            <w:tcMar>
-              <w:top w:type="dxa" w:w="30"/>
-              <w:left w:type="dxa" w:w="70"/>
-              <w:bottom w:type="dxa" w:w="30"/>
-              <w:right w:type="dxa" w:w="70"/>
-            </w:tcMar>
-            <w:vAlign w:val="center"/>
-          </w:tcPr>
-          <w:p>
-            <w:pPr>
-              <w:spacing w:after="0" w:before="0" w:line="240" w:lineRule="auto"/>
-              <w:jc w:val="left"/>
-            </w:pPr>
-          </w:p>
-        </w:tc>
-        <w:tc>
-          <w:tcPr>
-            <w:tcW w:type="dxa" w:w="1158"/>
+            <w:tcW w:type="dxa" w:w="772"/>
+            <w:tcBorders>
+              <w:top w:val="single" w:color="000000" w:sz="4"/>
+              <w:left w:val="single" w:color="000000" w:sz="4"/>
+              <w:bottom w:val="single" w:color="000000" w:sz="4"/>
+              <w:right w:val="single" w:color="000000" w:sz="4"/>
+            </w:tcBorders>
+            <w:tcMar>
+              <w:top w:type="dxa" w:w="30"/>
+              <w:left w:type="dxa" w:w="70"/>
+              <w:bottom w:type="dxa" w:w="30"/>
+              <w:right w:type="dxa" w:w="70"/>
+            </w:tcMar>
+            <w:vAlign w:val="center"/>
+          </w:tcPr>
+          <w:p>
+            <w:pPr>
+              <w:spacing w:after="0" w:before="0" w:line="240" w:lineRule="auto"/>
+              <w:jc w:val="left"/>
+            </w:pPr>
+          </w:p>
+        </w:tc>
+        <w:tc>
+          <w:tcPr>
+            <w:tcW w:type="dxa" w:w="1059"/>
+            <w:tcBorders>
+              <w:top w:val="single" w:color="000000" w:sz="4"/>
+              <w:left w:val="single" w:color="000000" w:sz="4"/>
+              <w:bottom w:val="single" w:color="000000" w:sz="4"/>
+              <w:right w:val="single" w:color="000000" w:sz="4"/>
+            </w:tcBorders>
+            <w:tcMar>
+              <w:top w:type="dxa" w:w="30"/>
+              <w:left w:type="dxa" w:w="70"/>
+              <w:bottom w:type="dxa" w:w="30"/>
+              <w:right w:type="dxa" w:w="70"/>
+            </w:tcMar>
+            <w:vAlign w:val="center"/>
+          </w:tcPr>
+          <w:p>
+            <w:pPr>
+              <w:spacing w:after="0" w:before="0" w:line="240" w:lineRule="auto"/>
+              <w:jc w:val="left"/>
+            </w:pPr>
+          </w:p>
+        </w:tc>
+        <w:tc>
+          <w:tcPr>
+            <w:tcW w:type="dxa" w:w="915"/>
+            <w:tcBorders>
+              <w:top w:val="single" w:color="000000" w:sz="4"/>
+              <w:left w:val="single" w:color="000000" w:sz="4"/>
+              <w:bottom w:val="single" w:color="000000" w:sz="4"/>
+              <w:right w:val="single" w:color="000000" w:sz="4"/>
+            </w:tcBorders>
+            <w:tcMar>
+              <w:top w:type="dxa" w:w="30"/>
+              <w:left w:type="dxa" w:w="70"/>
+              <w:bottom w:type="dxa" w:w="30"/>
+              <w:right w:type="dxa" w:w="70"/>
+            </w:tcMar>
+            <w:vAlign w:val="center"/>
+          </w:tcPr>
+          <w:p>
+            <w:pPr>
+              <w:spacing w:after="0" w:before="0" w:line="240" w:lineRule="auto"/>
+              <w:jc w:val="left"/>
+            </w:pPr>
+          </w:p>
+        </w:tc>
+        <w:tc>
+          <w:tcPr>
+            <w:tcW w:type="dxa" w:w="630"/>
+            <w:tcBorders>
+              <w:top w:val="single" w:color="000000" w:sz="4"/>
+              <w:left w:val="single" w:color="000000" w:sz="4"/>
+              <w:bottom w:val="single" w:color="000000" w:sz="4"/>
+              <w:right w:val="single" w:color="000000" w:sz="4"/>
+            </w:tcBorders>
+            <w:tcMar>
+              <w:top w:type="dxa" w:w="30"/>
+              <w:left w:type="dxa" w:w="70"/>
+              <w:bottom w:type="dxa" w:w="30"/>
+              <w:right w:type="dxa" w:w="70"/>
+            </w:tcMar>
+            <w:vAlign w:val="center"/>
+          </w:tcPr>
+          <w:p>
+            <w:pPr>
+              <w:spacing w:after="0" w:before="0" w:line="240" w:lineRule="auto"/>
+              <w:jc w:val="left"/>
+            </w:pPr>
+          </w:p>
+        </w:tc>
+        <w:tc>
+          <w:tcPr>
+            <w:tcW w:type="dxa" w:w="1300"/>
+            <w:tcBorders>
+              <w:top w:val="single" w:color="000000" w:sz="4"/>
+              <w:left w:val="single" w:color="000000" w:sz="4"/>
+              <w:bottom w:val="single" w:color="000000" w:sz="4"/>
+              <w:right w:val="single" w:color="000000" w:sz="4"/>
+            </w:tcBorders>
+            <w:tcMar>
+              <w:top w:type="dxa" w:w="30"/>
+              <w:left w:type="dxa" w:w="70"/>
+              <w:bottom w:type="dxa" w:w="30"/>
+              <w:right w:type="dxa" w:w="70"/>
+            </w:tcMar>
+            <w:vAlign w:val="center"/>
+          </w:tcPr>
+          <w:p>
+            <w:pPr>
+              <w:spacing w:after="0" w:before="0" w:line="240" w:lineRule="auto"/>
+              <w:jc w:val="left"/>
+            </w:pPr>
+          </w:p>
+        </w:tc>
+        <w:tc>
+          <w:tcPr>
+            <w:tcW w:type="dxa" w:w="772"/>
             <w:tcBorders>
               <w:top w:val="single" w:color="000000" w:sz="4"/>
               <w:left w:val="single" w:color="000000" w:sz="4"/>
@@ -18466,7 +18466,7 @@
         </w:trPr>
         <w:tc>
           <w:tcPr>
-            <w:tcW w:type="dxa" w:w="2082"/>
+            <w:tcW w:type="dxa" w:w="3577"/>
             <w:tcBorders>
               <w:top w:val="single" w:color="000000" w:sz="4"/>
               <w:left w:val="single" w:color="000000" w:sz="4"/>
@@ -18502,103 +18502,103 @@
         </w:tc>
         <w:tc>
           <w:tcPr>
-            <w:tcW w:type="dxa" w:w="1157"/>
-            <w:tcBorders>
-              <w:top w:val="single" w:color="000000" w:sz="4"/>
-              <w:left w:val="single" w:color="000000" w:sz="4"/>
-              <w:bottom w:val="single" w:color="000000" w:sz="4"/>
-              <w:right w:val="single" w:color="000000" w:sz="4"/>
-            </w:tcBorders>
-            <w:tcMar>
-              <w:top w:type="dxa" w:w="30"/>
-              <w:left w:type="dxa" w:w="70"/>
-              <w:bottom w:type="dxa" w:w="30"/>
-              <w:right w:type="dxa" w:w="70"/>
-            </w:tcMar>
-            <w:vAlign w:val="center"/>
-          </w:tcPr>
-          <w:p>
-            <w:pPr>
-              <w:spacing w:after="0" w:before="0" w:line="240" w:lineRule="auto"/>
-              <w:jc w:val="left"/>
-            </w:pPr>
-          </w:p>
-        </w:tc>
-        <w:tc>
-          <w:tcPr>
-            <w:tcW w:type="dxa" w:w="1157"/>
-            <w:tcBorders>
-              <w:top w:val="single" w:color="000000" w:sz="4"/>
-              <w:left w:val="single" w:color="000000" w:sz="4"/>
-              <w:bottom w:val="single" w:color="000000" w:sz="4"/>
-              <w:right w:val="single" w:color="000000" w:sz="4"/>
-            </w:tcBorders>
-            <w:tcMar>
-              <w:top w:type="dxa" w:w="30"/>
-              <w:left w:type="dxa" w:w="70"/>
-              <w:bottom w:type="dxa" w:w="30"/>
-              <w:right w:type="dxa" w:w="70"/>
-            </w:tcMar>
-            <w:vAlign w:val="center"/>
-          </w:tcPr>
-          <w:p>
-            <w:pPr>
-              <w:spacing w:after="0" w:before="0" w:line="240" w:lineRule="auto"/>
-              <w:jc w:val="left"/>
-            </w:pPr>
-          </w:p>
-        </w:tc>
-        <w:tc>
-          <w:tcPr>
-            <w:tcW w:type="dxa" w:w="1157"/>
-            <w:tcBorders>
-              <w:top w:val="single" w:color="000000" w:sz="4"/>
-              <w:left w:val="single" w:color="000000" w:sz="4"/>
-              <w:bottom w:val="single" w:color="000000" w:sz="4"/>
-              <w:right w:val="single" w:color="000000" w:sz="4"/>
-            </w:tcBorders>
-            <w:tcMar>
-              <w:top w:type="dxa" w:w="30"/>
-              <w:left w:type="dxa" w:w="70"/>
-              <w:bottom w:type="dxa" w:w="30"/>
-              <w:right w:type="dxa" w:w="70"/>
-            </w:tcMar>
-            <w:vAlign w:val="center"/>
-          </w:tcPr>
-          <w:p>
-            <w:pPr>
-              <w:spacing w:after="0" w:before="0" w:line="240" w:lineRule="auto"/>
-              <w:jc w:val="left"/>
-            </w:pPr>
-          </w:p>
-        </w:tc>
-        <w:tc>
-          <w:tcPr>
-            <w:tcW w:type="dxa" w:w="1157"/>
-            <w:tcBorders>
-              <w:top w:val="single" w:color="000000" w:sz="4"/>
-              <w:left w:val="single" w:color="000000" w:sz="4"/>
-              <w:bottom w:val="single" w:color="000000" w:sz="4"/>
-              <w:right w:val="single" w:color="000000" w:sz="4"/>
-            </w:tcBorders>
-            <w:tcMar>
-              <w:top w:type="dxa" w:w="30"/>
-              <w:left w:type="dxa" w:w="70"/>
-              <w:bottom w:type="dxa" w:w="30"/>
-              <w:right w:type="dxa" w:w="70"/>
-            </w:tcMar>
-            <w:vAlign w:val="center"/>
-          </w:tcPr>
-          <w:p>
-            <w:pPr>
-              <w:spacing w:after="0" w:before="0" w:line="240" w:lineRule="auto"/>
-              <w:jc w:val="left"/>
-            </w:pPr>
-          </w:p>
-        </w:tc>
-        <w:tc>
-          <w:tcPr>
-            <w:tcW w:type="dxa" w:w="1157"/>
+            <w:tcW w:type="dxa" w:w="772"/>
+            <w:tcBorders>
+              <w:top w:val="single" w:color="000000" w:sz="4"/>
+              <w:left w:val="single" w:color="000000" w:sz="4"/>
+              <w:bottom w:val="single" w:color="000000" w:sz="4"/>
+              <w:right w:val="single" w:color="000000" w:sz="4"/>
+            </w:tcBorders>
+            <w:tcMar>
+              <w:top w:type="dxa" w:w="30"/>
+              <w:left w:type="dxa" w:w="70"/>
+              <w:bottom w:type="dxa" w:w="30"/>
+              <w:right w:type="dxa" w:w="70"/>
+            </w:tcMar>
+            <w:vAlign w:val="center"/>
+          </w:tcPr>
+          <w:p>
+            <w:pPr>
+              <w:spacing w:after="0" w:before="0" w:line="240" w:lineRule="auto"/>
+              <w:jc w:val="left"/>
+            </w:pPr>
+          </w:p>
+        </w:tc>
+        <w:tc>
+          <w:tcPr>
+            <w:tcW w:type="dxa" w:w="1059"/>
+            <w:tcBorders>
+              <w:top w:val="single" w:color="000000" w:sz="4"/>
+              <w:left w:val="single" w:color="000000" w:sz="4"/>
+              <w:bottom w:val="single" w:color="000000" w:sz="4"/>
+              <w:right w:val="single" w:color="000000" w:sz="4"/>
+            </w:tcBorders>
+            <w:tcMar>
+              <w:top w:type="dxa" w:w="30"/>
+              <w:left w:type="dxa" w:w="70"/>
+              <w:bottom w:type="dxa" w:w="30"/>
+              <w:right w:type="dxa" w:w="70"/>
+            </w:tcMar>
+            <w:vAlign w:val="center"/>
+          </w:tcPr>
+          <w:p>
+            <w:pPr>
+              <w:spacing w:after="0" w:before="0" w:line="240" w:lineRule="auto"/>
+              <w:jc w:val="left"/>
+            </w:pPr>
+          </w:p>
+        </w:tc>
+        <w:tc>
+          <w:tcPr>
+            <w:tcW w:type="dxa" w:w="915"/>
+            <w:tcBorders>
+              <w:top w:val="single" w:color="000000" w:sz="4"/>
+              <w:left w:val="single" w:color="000000" w:sz="4"/>
+              <w:bottom w:val="single" w:color="000000" w:sz="4"/>
+              <w:right w:val="single" w:color="000000" w:sz="4"/>
+            </w:tcBorders>
+            <w:tcMar>
+              <w:top w:type="dxa" w:w="30"/>
+              <w:left w:type="dxa" w:w="70"/>
+              <w:bottom w:type="dxa" w:w="30"/>
+              <w:right w:type="dxa" w:w="70"/>
+            </w:tcMar>
+            <w:vAlign w:val="center"/>
+          </w:tcPr>
+          <w:p>
+            <w:pPr>
+              <w:spacing w:after="0" w:before="0" w:line="240" w:lineRule="auto"/>
+              <w:jc w:val="left"/>
+            </w:pPr>
+          </w:p>
+        </w:tc>
+        <w:tc>
+          <w:tcPr>
+            <w:tcW w:type="dxa" w:w="630"/>
+            <w:tcBorders>
+              <w:top w:val="single" w:color="000000" w:sz="4"/>
+              <w:left w:val="single" w:color="000000" w:sz="4"/>
+              <w:bottom w:val="single" w:color="000000" w:sz="4"/>
+              <w:right w:val="single" w:color="000000" w:sz="4"/>
+            </w:tcBorders>
+            <w:tcMar>
+              <w:top w:type="dxa" w:w="30"/>
+              <w:left w:type="dxa" w:w="70"/>
+              <w:bottom w:type="dxa" w:w="30"/>
+              <w:right w:type="dxa" w:w="70"/>
+            </w:tcMar>
+            <w:vAlign w:val="center"/>
+          </w:tcPr>
+          <w:p>
+            <w:pPr>
+              <w:spacing w:after="0" w:before="0" w:line="240" w:lineRule="auto"/>
+              <w:jc w:val="left"/>
+            </w:pPr>
+          </w:p>
+        </w:tc>
+        <w:tc>
+          <w:tcPr>
+            <w:tcW w:type="dxa" w:w="1300"/>
             <w:tcBorders>
               <w:top w:val="single" w:color="000000" w:sz="4"/>
               <w:left w:val="single" w:color="000000" w:sz="4"/>
@@ -18647,7 +18647,7 @@
         </w:tc>
         <w:tc>
           <w:tcPr>
-            <w:tcW w:type="dxa" w:w="1158"/>
+            <w:tcW w:type="dxa" w:w="772"/>
             <w:tcBorders>
               <w:top w:val="single" w:color="000000" w:sz="4"/>
               <w:left w:val="single" w:color="000000" w:sz="4"/>
@@ -18711,9 +18711,9 @@
         <w:tblLayout w:type="autofit"/>
       </w:tblPr>
       <w:tblGrid>
-        <w:gridCol w:w="1216"/>
-        <w:gridCol w:w="3363"/>
-        <w:gridCol w:w="4446"/>
+        <w:gridCol w:w="1256"/>
+        <w:gridCol w:w="2494"/>
+        <w:gridCol w:w="5275"/>
       </w:tblGrid>
       <w:tr>
         <w:trPr>
@@ -18722,7 +18722,7 @@
         </w:trPr>
         <w:tc>
           <w:tcPr>
-            <w:tcW w:type="dxa" w:w="1216"/>
+            <w:tcW w:type="dxa" w:w="1256"/>
             <w:tcBorders>
               <w:top w:val="single" w:color="000000" w:sz="4"/>
               <w:left w:val="single" w:color="000000" w:sz="4"/>
@@ -18759,7 +18759,7 @@
         </w:tc>
         <w:tc>
           <w:tcPr>
-            <w:tcW w:type="dxa" w:w="3363"/>
+            <w:tcW w:type="dxa" w:w="2494"/>
             <w:tcBorders>
               <w:top w:val="single" w:color="000000" w:sz="4"/>
               <w:left w:val="single" w:color="000000" w:sz="4"/>
@@ -18796,7 +18796,7 @@
         </w:tc>
         <w:tc>
           <w:tcPr>
-            <w:tcW w:type="dxa" w:w="4446"/>
+            <w:tcW w:type="dxa" w:w="5275"/>
             <w:tcBorders>
               <w:top w:val="single" w:color="000000" w:sz="4"/>
               <w:left w:val="single" w:color="000000" w:sz="4"/>
@@ -18839,7 +18839,7 @@
         </w:trPr>
         <w:tc>
           <w:tcPr>
-            <w:tcW w:type="dxa" w:w="1216"/>
+            <w:tcW w:type="dxa" w:w="1256"/>
             <w:tcBorders>
               <w:top w:val="single" w:color="000000" w:sz="4"/>
               <w:left w:val="single" w:color="000000" w:sz="4"/>
@@ -18875,7 +18875,7 @@
         </w:tc>
         <w:tc>
           <w:tcPr>
-            <w:tcW w:type="dxa" w:w="3363"/>
+            <w:tcW w:type="dxa" w:w="2494"/>
             <w:tcBorders>
               <w:top w:val="single" w:color="000000" w:sz="4"/>
               <w:left w:val="single" w:color="000000" w:sz="4"/>
@@ -18911,7 +18911,7 @@
         </w:tc>
         <w:tc>
           <w:tcPr>
-            <w:tcW w:type="dxa" w:w="4446"/>
+            <w:tcW w:type="dxa" w:w="5275"/>
             <w:tcBorders>
               <w:top w:val="single" w:color="000000" w:sz="4"/>
               <w:left w:val="single" w:color="000000" w:sz="4"/>
@@ -18953,7 +18953,7 @@
         </w:trPr>
         <w:tc>
           <w:tcPr>
-            <w:tcW w:type="dxa" w:w="1216"/>
+            <w:tcW w:type="dxa" w:w="1256"/>
             <w:tcBorders>
               <w:top w:val="single" w:color="000000" w:sz="4"/>
               <w:left w:val="single" w:color="000000" w:sz="4"/>
@@ -18989,7 +18989,7 @@
         </w:tc>
         <w:tc>
           <w:tcPr>
-            <w:tcW w:type="dxa" w:w="3363"/>
+            <w:tcW w:type="dxa" w:w="2494"/>
             <w:tcBorders>
               <w:top w:val="single" w:color="000000" w:sz="4"/>
               <w:left w:val="single" w:color="000000" w:sz="4"/>
@@ -19025,7 +19025,7 @@
         </w:tc>
         <w:tc>
           <w:tcPr>
-            <w:tcW w:type="dxa" w:w="4446"/>
+            <w:tcW w:type="dxa" w:w="5275"/>
             <w:tcBorders>
               <w:top w:val="single" w:color="000000" w:sz="4"/>
               <w:left w:val="single" w:color="000000" w:sz="4"/>
@@ -19067,7 +19067,7 @@
         </w:trPr>
         <w:tc>
           <w:tcPr>
-            <w:tcW w:type="dxa" w:w="1216"/>
+            <w:tcW w:type="dxa" w:w="1256"/>
             <w:tcBorders>
               <w:top w:val="single" w:color="000000" w:sz="4"/>
               <w:left w:val="single" w:color="000000" w:sz="4"/>
@@ -19103,7 +19103,7 @@
         </w:tc>
         <w:tc>
           <w:tcPr>
-            <w:tcW w:type="dxa" w:w="3363"/>
+            <w:tcW w:type="dxa" w:w="2494"/>
             <w:tcBorders>
               <w:top w:val="single" w:color="000000" w:sz="4"/>
               <w:left w:val="single" w:color="000000" w:sz="4"/>
@@ -19139,7 +19139,7 @@
         </w:tc>
         <w:tc>
           <w:tcPr>
-            <w:tcW w:type="dxa" w:w="4446"/>
+            <w:tcW w:type="dxa" w:w="5275"/>
             <w:tcBorders>
               <w:top w:val="single" w:color="000000" w:sz="4"/>
               <w:left w:val="single" w:color="000000" w:sz="4"/>
@@ -19181,7 +19181,7 @@
         </w:trPr>
         <w:tc>
           <w:tcPr>
-            <w:tcW w:type="dxa" w:w="1216"/>
+            <w:tcW w:type="dxa" w:w="1256"/>
             <w:tcBorders>
               <w:top w:val="single" w:color="000000" w:sz="4"/>
               <w:left w:val="single" w:color="000000" w:sz="4"/>
@@ -19217,7 +19217,7 @@
         </w:tc>
         <w:tc>
           <w:tcPr>
-            <w:tcW w:type="dxa" w:w="3363"/>
+            <w:tcW w:type="dxa" w:w="2494"/>
             <w:tcBorders>
               <w:top w:val="single" w:color="000000" w:sz="4"/>
               <w:left w:val="single" w:color="000000" w:sz="4"/>
@@ -19253,7 +19253,7 @@
         </w:tc>
         <w:tc>
           <w:tcPr>
-            <w:tcW w:type="dxa" w:w="4446"/>
+            <w:tcW w:type="dxa" w:w="5275"/>
             <w:tcBorders>
               <w:top w:val="single" w:color="000000" w:sz="4"/>
               <w:left w:val="single" w:color="000000" w:sz="4"/>
@@ -19295,7 +19295,7 @@
         </w:trPr>
         <w:tc>
           <w:tcPr>
-            <w:tcW w:type="dxa" w:w="1216"/>
+            <w:tcW w:type="dxa" w:w="1256"/>
             <w:tcBorders>
               <w:top w:val="single" w:color="000000" w:sz="4"/>
               <w:left w:val="single" w:color="000000" w:sz="4"/>
@@ -19331,7 +19331,7 @@
         </w:tc>
         <w:tc>
           <w:tcPr>
-            <w:tcW w:type="dxa" w:w="3363"/>
+            <w:tcW w:type="dxa" w:w="2494"/>
             <w:tcBorders>
               <w:top w:val="single" w:color="000000" w:sz="4"/>
               <w:left w:val="single" w:color="000000" w:sz="4"/>
@@ -19367,7 +19367,7 @@
         </w:tc>
         <w:tc>
           <w:tcPr>
-            <w:tcW w:type="dxa" w:w="4446"/>
+            <w:tcW w:type="dxa" w:w="5275"/>
             <w:tcBorders>
               <w:top w:val="single" w:color="000000" w:sz="4"/>
               <w:left w:val="single" w:color="000000" w:sz="4"/>
@@ -19409,7 +19409,7 @@
         </w:trPr>
         <w:tc>
           <w:tcPr>
-            <w:tcW w:type="dxa" w:w="1216"/>
+            <w:tcW w:type="dxa" w:w="1256"/>
             <w:tcBorders>
               <w:top w:val="single" w:color="000000" w:sz="4"/>
               <w:left w:val="single" w:color="000000" w:sz="4"/>
@@ -19445,7 +19445,7 @@
         </w:tc>
         <w:tc>
           <w:tcPr>
-            <w:tcW w:type="dxa" w:w="3363"/>
+            <w:tcW w:type="dxa" w:w="2494"/>
             <w:tcBorders>
               <w:top w:val="single" w:color="000000" w:sz="4"/>
               <w:left w:val="single" w:color="000000" w:sz="4"/>
@@ -19481,7 +19481,7 @@
         </w:tc>
         <w:tc>
           <w:tcPr>
-            <w:tcW w:type="dxa" w:w="4446"/>
+            <w:tcW w:type="dxa" w:w="5275"/>
             <w:tcBorders>
               <w:top w:val="single" w:color="000000" w:sz="4"/>
               <w:left w:val="single" w:color="000000" w:sz="4"/>
@@ -19523,7 +19523,7 @@
         </w:trPr>
         <w:tc>
           <w:tcPr>
-            <w:tcW w:type="dxa" w:w="1216"/>
+            <w:tcW w:type="dxa" w:w="1256"/>
             <w:tcBorders>
               <w:top w:val="single" w:color="000000" w:sz="4"/>
               <w:left w:val="single" w:color="000000" w:sz="4"/>
@@ -19559,7 +19559,7 @@
         </w:tc>
         <w:tc>
           <w:tcPr>
-            <w:tcW w:type="dxa" w:w="3363"/>
+            <w:tcW w:type="dxa" w:w="2494"/>
             <w:tcBorders>
               <w:top w:val="single" w:color="000000" w:sz="4"/>
               <w:left w:val="single" w:color="000000" w:sz="4"/>
@@ -19595,7 +19595,7 @@
         </w:tc>
         <w:tc>
           <w:tcPr>
-            <w:tcW w:type="dxa" w:w="4446"/>
+            <w:tcW w:type="dxa" w:w="5275"/>
             <w:tcBorders>
               <w:top w:val="single" w:color="000000" w:sz="4"/>
               <w:left w:val="single" w:color="000000" w:sz="4"/>
@@ -19637,7 +19637,7 @@
         </w:trPr>
         <w:tc>
           <w:tcPr>
-            <w:tcW w:type="dxa" w:w="1216"/>
+            <w:tcW w:type="dxa" w:w="1256"/>
             <w:tcBorders>
               <w:top w:val="single" w:color="000000" w:sz="4"/>
               <w:left w:val="single" w:color="000000" w:sz="4"/>
@@ -19673,7 +19673,7 @@
         </w:tc>
         <w:tc>
           <w:tcPr>
-            <w:tcW w:type="dxa" w:w="3363"/>
+            <w:tcW w:type="dxa" w:w="2494"/>
             <w:tcBorders>
               <w:top w:val="single" w:color="000000" w:sz="4"/>
               <w:left w:val="single" w:color="000000" w:sz="4"/>
@@ -19709,7 +19709,7 @@
         </w:tc>
         <w:tc>
           <w:tcPr>
-            <w:tcW w:type="dxa" w:w="4446"/>
+            <w:tcW w:type="dxa" w:w="5275"/>
             <w:tcBorders>
               <w:top w:val="single" w:color="000000" w:sz="4"/>
               <w:left w:val="single" w:color="000000" w:sz="4"/>
@@ -19751,7 +19751,7 @@
         </w:trPr>
         <w:tc>
           <w:tcPr>
-            <w:tcW w:type="dxa" w:w="1216"/>
+            <w:tcW w:type="dxa" w:w="1256"/>
             <w:tcBorders>
               <w:top w:val="single" w:color="000000" w:sz="4"/>
               <w:left w:val="single" w:color="000000" w:sz="4"/>
@@ -19787,7 +19787,7 @@
         </w:tc>
         <w:tc>
           <w:tcPr>
-            <w:tcW w:type="dxa" w:w="3363"/>
+            <w:tcW w:type="dxa" w:w="2494"/>
             <w:tcBorders>
               <w:top w:val="single" w:color="000000" w:sz="4"/>
               <w:left w:val="single" w:color="000000" w:sz="4"/>
@@ -19823,7 +19823,7 @@
         </w:tc>
         <w:tc>
           <w:tcPr>
-            <w:tcW w:type="dxa" w:w="4446"/>
+            <w:tcW w:type="dxa" w:w="5275"/>
             <w:tcBorders>
               <w:top w:val="single" w:color="000000" w:sz="4"/>
               <w:left w:val="single" w:color="000000" w:sz="4"/>
@@ -19865,7 +19865,7 @@
         </w:trPr>
         <w:tc>
           <w:tcPr>
-            <w:tcW w:type="dxa" w:w="1216"/>
+            <w:tcW w:type="dxa" w:w="1256"/>
             <w:tcBorders>
               <w:top w:val="single" w:color="000000" w:sz="4"/>
               <w:left w:val="single" w:color="000000" w:sz="4"/>
@@ -19901,7 +19901,7 @@
         </w:tc>
         <w:tc>
           <w:tcPr>
-            <w:tcW w:type="dxa" w:w="3363"/>
+            <w:tcW w:type="dxa" w:w="2494"/>
             <w:tcBorders>
               <w:top w:val="single" w:color="000000" w:sz="4"/>
               <w:left w:val="single" w:color="000000" w:sz="4"/>
@@ -19937,7 +19937,7 @@
         </w:tc>
         <w:tc>
           <w:tcPr>
-            <w:tcW w:type="dxa" w:w="4446"/>
+            <w:tcW w:type="dxa" w:w="5275"/>
             <w:tcBorders>
               <w:top w:val="single" w:color="000000" w:sz="4"/>
               <w:left w:val="single" w:color="000000" w:sz="4"/>
@@ -19979,7 +19979,7 @@
         </w:trPr>
         <w:tc>
           <w:tcPr>
-            <w:tcW w:type="dxa" w:w="1216"/>
+            <w:tcW w:type="dxa" w:w="1256"/>
             <w:tcBorders>
               <w:top w:val="single" w:color="000000" w:sz="4"/>
               <w:left w:val="single" w:color="000000" w:sz="4"/>
@@ -20015,7 +20015,7 @@
         </w:tc>
         <w:tc>
           <w:tcPr>
-            <w:tcW w:type="dxa" w:w="3363"/>
+            <w:tcW w:type="dxa" w:w="2494"/>
             <w:tcBorders>
               <w:top w:val="single" w:color="000000" w:sz="4"/>
               <w:left w:val="single" w:color="000000" w:sz="4"/>
@@ -20051,7 +20051,7 @@
         </w:tc>
         <w:tc>
           <w:tcPr>
-            <w:tcW w:type="dxa" w:w="4446"/>
+            <w:tcW w:type="dxa" w:w="5275"/>
             <w:tcBorders>
               <w:top w:val="single" w:color="000000" w:sz="4"/>
               <w:left w:val="single" w:color="000000" w:sz="4"/>
@@ -20127,8 +20127,8 @@
         <w:tblLayout w:type="autofit"/>
       </w:tblPr>
       <w:tblGrid>
-        <w:gridCol w:w="4567"/>
-        <w:gridCol w:w="4458"/>
+        <w:gridCol w:w="4217"/>
+        <w:gridCol w:w="4808"/>
       </w:tblGrid>
       <w:tr>
         <w:trPr>
@@ -20137,7 +20137,7 @@
         </w:trPr>
         <w:tc>
           <w:tcPr>
-            <w:tcW w:type="dxa" w:w="4567"/>
+            <w:tcW w:type="dxa" w:w="4217"/>
             <w:tcBorders>
               <w:top w:val="single" w:color="000000" w:sz="4"/>
               <w:left w:val="single" w:color="000000" w:sz="4"/>
@@ -20174,7 +20174,7 @@
         </w:tc>
         <w:tc>
           <w:tcPr>
-            <w:tcW w:type="dxa" w:w="4458"/>
+            <w:tcW w:type="dxa" w:w="4808"/>
             <w:tcBorders>
               <w:top w:val="single" w:color="000000" w:sz="4"/>
               <w:left w:val="single" w:color="000000" w:sz="4"/>
@@ -20217,7 +20217,7 @@
         </w:trPr>
         <w:tc>
           <w:tcPr>
-            <w:tcW w:type="dxa" w:w="4567"/>
+            <w:tcW w:type="dxa" w:w="4217"/>
             <w:tcBorders>
               <w:top w:val="single" w:color="000000" w:sz="4"/>
               <w:left w:val="single" w:color="000000" w:sz="4"/>
@@ -20253,7 +20253,7 @@
         </w:tc>
         <w:tc>
           <w:tcPr>
-            <w:tcW w:type="dxa" w:w="4458"/>
+            <w:tcW w:type="dxa" w:w="4808"/>
             <w:tcBorders>
               <w:top w:val="single" w:color="000000" w:sz="4"/>
               <w:left w:val="single" w:color="000000" w:sz="4"/>
@@ -20283,7 +20283,7 @@
         </w:trPr>
         <w:tc>
           <w:tcPr>
-            <w:tcW w:type="dxa" w:w="4567"/>
+            <w:tcW w:type="dxa" w:w="4217"/>
             <w:tcBorders>
               <w:top w:val="single" w:color="000000" w:sz="4"/>
               <w:left w:val="single" w:color="000000" w:sz="4"/>
@@ -20319,7 +20319,7 @@
         </w:tc>
         <w:tc>
           <w:tcPr>
-            <w:tcW w:type="dxa" w:w="4458"/>
+            <w:tcW w:type="dxa" w:w="4808"/>
             <w:tcBorders>
               <w:top w:val="single" w:color="000000" w:sz="4"/>
               <w:left w:val="single" w:color="000000" w:sz="4"/>
@@ -20349,7 +20349,7 @@
         </w:trPr>
         <w:tc>
           <w:tcPr>
-            <w:tcW w:type="dxa" w:w="4567"/>
+            <w:tcW w:type="dxa" w:w="4217"/>
             <w:tcBorders>
               <w:top w:val="single" w:color="000000" w:sz="4"/>
               <w:left w:val="single" w:color="000000" w:sz="4"/>
@@ -20385,7 +20385,7 @@
         </w:tc>
         <w:tc>
           <w:tcPr>
-            <w:tcW w:type="dxa" w:w="4458"/>
+            <w:tcW w:type="dxa" w:w="4808"/>
             <w:tcBorders>
               <w:top w:val="single" w:color="000000" w:sz="4"/>
               <w:left w:val="single" w:color="000000" w:sz="4"/>
@@ -20427,7 +20427,7 @@
         </w:trPr>
         <w:tc>
           <w:tcPr>
-            <w:tcW w:type="dxa" w:w="4567"/>
+            <w:tcW w:type="dxa" w:w="4217"/>
             <w:tcBorders>
               <w:top w:val="single" w:color="000000" w:sz="4"/>
               <w:left w:val="single" w:color="000000" w:sz="4"/>
@@ -20463,7 +20463,7 @@
         </w:tc>
         <w:tc>
           <w:tcPr>
-            <w:tcW w:type="dxa" w:w="4458"/>
+            <w:tcW w:type="dxa" w:w="4808"/>
             <w:tcBorders>
               <w:top w:val="single" w:color="000000" w:sz="4"/>
               <w:left w:val="single" w:color="000000" w:sz="4"/>
@@ -20506,7 +20506,7 @@
         </w:trPr>
         <w:tc>
           <w:tcPr>
-            <w:tcW w:type="dxa" w:w="4567"/>
+            <w:tcW w:type="dxa" w:w="4217"/>
             <w:tcBorders>
               <w:top w:val="single" w:color="000000" w:sz="4"/>
               <w:left w:val="single" w:color="000000" w:sz="4"/>
@@ -20542,7 +20542,7 @@
         </w:tc>
         <w:tc>
           <w:tcPr>
-            <w:tcW w:type="dxa" w:w="4458"/>
+            <w:tcW w:type="dxa" w:w="4808"/>
             <w:tcBorders>
               <w:top w:val="single" w:color="000000" w:sz="4"/>
               <w:left w:val="single" w:color="000000" w:sz="4"/>
@@ -20584,7 +20584,7 @@
         </w:trPr>
         <w:tc>
           <w:tcPr>
-            <w:tcW w:type="dxa" w:w="4567"/>
+            <w:tcW w:type="dxa" w:w="4217"/>
             <w:tcBorders>
               <w:top w:val="single" w:color="000000" w:sz="4"/>
               <w:left w:val="single" w:color="000000" w:sz="4"/>
@@ -20620,7 +20620,7 @@
         </w:tc>
         <w:tc>
           <w:tcPr>
-            <w:tcW w:type="dxa" w:w="4458"/>
+            <w:tcW w:type="dxa" w:w="4808"/>
             <w:tcBorders>
               <w:top w:val="single" w:color="000000" w:sz="4"/>
               <w:left w:val="single" w:color="000000" w:sz="4"/>
@@ -20650,7 +20650,7 @@
         </w:trPr>
         <w:tc>
           <w:tcPr>
-            <w:tcW w:type="dxa" w:w="4567"/>
+            <w:tcW w:type="dxa" w:w="4217"/>
             <w:tcBorders>
               <w:top w:val="single" w:color="000000" w:sz="4"/>
               <w:left w:val="single" w:color="000000" w:sz="4"/>
@@ -20686,7 +20686,7 @@
         </w:tc>
         <w:tc>
           <w:tcPr>
-            <w:tcW w:type="dxa" w:w="4458"/>
+            <w:tcW w:type="dxa" w:w="4808"/>
             <w:tcBorders>
               <w:top w:val="single" w:color="000000" w:sz="4"/>
               <w:left w:val="single" w:color="000000" w:sz="4"/>
@@ -20716,7 +20716,7 @@
         </w:trPr>
         <w:tc>
           <w:tcPr>
-            <w:tcW w:type="dxa" w:w="4567"/>
+            <w:tcW w:type="dxa" w:w="4217"/>
             <w:tcBorders>
               <w:top w:val="single" w:color="000000" w:sz="4"/>
               <w:left w:val="single" w:color="000000" w:sz="4"/>
@@ -20752,7 +20752,7 @@
         </w:tc>
         <w:tc>
           <w:tcPr>
-            <w:tcW w:type="dxa" w:w="4458"/>
+            <w:tcW w:type="dxa" w:w="4808"/>
             <w:tcBorders>
               <w:top w:val="single" w:color="000000" w:sz="4"/>
               <w:left w:val="single" w:color="000000" w:sz="4"/>
@@ -20794,7 +20794,7 @@
         </w:trPr>
         <w:tc>
           <w:tcPr>
-            <w:tcW w:type="dxa" w:w="4567"/>
+            <w:tcW w:type="dxa" w:w="4217"/>
             <w:tcBorders>
               <w:top w:val="single" w:color="000000" w:sz="4"/>
               <w:left w:val="single" w:color="000000" w:sz="4"/>
@@ -20830,7 +20830,7 @@
         </w:tc>
         <w:tc>
           <w:tcPr>
-            <w:tcW w:type="dxa" w:w="4458"/>
+            <w:tcW w:type="dxa" w:w="4808"/>
             <w:tcBorders>
               <w:top w:val="single" w:color="000000" w:sz="4"/>
               <w:left w:val="single" w:color="000000" w:sz="4"/>
@@ -20872,7 +20872,7 @@
         </w:trPr>
         <w:tc>
           <w:tcPr>
-            <w:tcW w:type="dxa" w:w="4567"/>
+            <w:tcW w:type="dxa" w:w="4217"/>
             <w:tcBorders>
               <w:top w:val="single" w:color="000000" w:sz="4"/>
               <w:left w:val="single" w:color="000000" w:sz="4"/>
@@ -20908,7 +20908,7 @@
         </w:tc>
         <w:tc>
           <w:tcPr>
-            <w:tcW w:type="dxa" w:w="4458"/>
+            <w:tcW w:type="dxa" w:w="4808"/>
             <w:tcBorders>
               <w:top w:val="single" w:color="000000" w:sz="4"/>
               <w:left w:val="single" w:color="000000" w:sz="4"/>
@@ -20950,7 +20950,7 @@
         </w:trPr>
         <w:tc>
           <w:tcPr>
-            <w:tcW w:type="dxa" w:w="4567"/>
+            <w:tcW w:type="dxa" w:w="4217"/>
             <w:tcBorders>
               <w:top w:val="single" w:color="000000" w:sz="4"/>
               <w:left w:val="single" w:color="000000" w:sz="4"/>
@@ -20986,7 +20986,7 @@
         </w:tc>
         <w:tc>
           <w:tcPr>
-            <w:tcW w:type="dxa" w:w="4458"/>
+            <w:tcW w:type="dxa" w:w="4808"/>
             <w:tcBorders>
               <w:top w:val="single" w:color="000000" w:sz="4"/>
               <w:left w:val="single" w:color="000000" w:sz="4"/>
@@ -21050,12 +21050,12 @@
         <w:tblLayout w:type="autofit"/>
       </w:tblPr>
       <w:tblGrid>
-        <w:gridCol w:w="935"/>
-        <w:gridCol w:w="2504"/>
-        <w:gridCol w:w="935"/>
-        <w:gridCol w:w="1700"/>
-        <w:gridCol w:w="1374"/>
-        <w:gridCol w:w="1577"/>
+        <w:gridCol w:w="630"/>
+        <w:gridCol w:w="3111"/>
+        <w:gridCol w:w="630"/>
+        <w:gridCol w:w="1960"/>
+        <w:gridCol w:w="1778"/>
+        <w:gridCol w:w="916"/>
       </w:tblGrid>
       <w:tr>
         <w:trPr>
@@ -21064,7 +21064,7 @@
         </w:trPr>
         <w:tc>
           <w:tcPr>
-            <w:tcW w:type="dxa" w:w="935"/>
+            <w:tcW w:type="dxa" w:w="630"/>
             <w:tcBorders>
               <w:top w:val="single" w:color="000000" w:sz="4"/>
               <w:left w:val="single" w:color="000000" w:sz="4"/>
@@ -21101,7 +21101,7 @@
         </w:tc>
         <w:tc>
           <w:tcPr>
-            <w:tcW w:type="dxa" w:w="2504"/>
+            <w:tcW w:type="dxa" w:w="3111"/>
             <w:tcBorders>
               <w:top w:val="single" w:color="000000" w:sz="4"/>
               <w:left w:val="single" w:color="000000" w:sz="4"/>
@@ -21138,7 +21138,7 @@
         </w:tc>
         <w:tc>
           <w:tcPr>
-            <w:tcW w:type="dxa" w:w="935"/>
+            <w:tcW w:type="dxa" w:w="630"/>
             <w:tcBorders>
               <w:top w:val="single" w:color="000000" w:sz="4"/>
               <w:left w:val="single" w:color="000000" w:sz="4"/>
@@ -21175,7 +21175,7 @@
         </w:tc>
         <w:tc>
           <w:tcPr>
-            <w:tcW w:type="dxa" w:w="1700"/>
+            <w:tcW w:type="dxa" w:w="1960"/>
             <w:tcBorders>
               <w:top w:val="single" w:color="000000" w:sz="4"/>
               <w:left w:val="single" w:color="000000" w:sz="4"/>
@@ -21212,7 +21212,7 @@
         </w:tc>
         <w:tc>
           <w:tcPr>
-            <w:tcW w:type="dxa" w:w="1374"/>
+            <w:tcW w:type="dxa" w:w="1778"/>
             <w:tcBorders>
               <w:top w:val="single" w:color="000000" w:sz="4"/>
               <w:left w:val="single" w:color="000000" w:sz="4"/>
@@ -21249,7 +21249,7 @@
         </w:tc>
         <w:tc>
           <w:tcPr>
-            <w:tcW w:type="dxa" w:w="1577"/>
+            <w:tcW w:type="dxa" w:w="916"/>
             <w:tcBorders>
               <w:top w:val="single" w:color="000000" w:sz="4"/>
               <w:left w:val="single" w:color="000000" w:sz="4"/>
@@ -21292,7 +21292,7 @@
         </w:trPr>
         <w:tc>
           <w:tcPr>
-            <w:tcW w:type="dxa" w:w="935"/>
+            <w:tcW w:type="dxa" w:w="630"/>
             <w:tcBorders>
               <w:top w:val="single" w:color="000000" w:sz="4"/>
               <w:left w:val="single" w:color="000000" w:sz="4"/>
@@ -21328,7 +21328,7 @@
         </w:tc>
         <w:tc>
           <w:tcPr>
-            <w:tcW w:type="dxa" w:w="2504"/>
+            <w:tcW w:type="dxa" w:w="3111"/>
             <w:tcBorders>
               <w:top w:val="single" w:color="000000" w:sz="4"/>
               <w:left w:val="single" w:color="000000" w:sz="4"/>
@@ -21365,7 +21365,7 @@
         </w:tc>
         <w:tc>
           <w:tcPr>
-            <w:tcW w:type="dxa" w:w="935"/>
+            <w:tcW w:type="dxa" w:w="630"/>
             <w:tcBorders>
               <w:top w:val="single" w:color="000000" w:sz="4"/>
               <w:left w:val="single" w:color="000000" w:sz="4"/>
@@ -21402,7 +21402,7 @@
         </w:tc>
         <w:tc>
           <w:tcPr>
-            <w:tcW w:type="dxa" w:w="1700"/>
+            <w:tcW w:type="dxa" w:w="1960"/>
             <w:tcBorders>
               <w:top w:val="single" w:color="000000" w:sz="4"/>
               <w:left w:val="single" w:color="000000" w:sz="4"/>
@@ -21439,7 +21439,7 @@
         </w:tc>
         <w:tc>
           <w:tcPr>
-            <w:tcW w:type="dxa" w:w="1374"/>
+            <w:tcW w:type="dxa" w:w="1778"/>
             <w:tcBorders>
               <w:top w:val="single" w:color="000000" w:sz="4"/>
               <w:left w:val="single" w:color="000000" w:sz="4"/>
@@ -21476,7 +21476,7 @@
         </w:tc>
         <w:tc>
           <w:tcPr>
-            <w:tcW w:type="dxa" w:w="1577"/>
+            <w:tcW w:type="dxa" w:w="916"/>
             <w:tcBorders>
               <w:top w:val="single" w:color="000000" w:sz="4"/>
               <w:left w:val="single" w:color="000000" w:sz="4"/>
